--- a/AI/AI_01.docx
+++ b/AI/AI_01.docx
@@ -354,7 +354,6 @@
         </w:rPr>
         <w:t>“</w:t>
       </w:r>
-      <w:proofErr w:type="spellStart"/>
       <w:r>
         <w:rPr>
           <w:i/>
@@ -362,89 +361,8 @@
           <w:szCs w:val="28"/>
           <w:lang w:val="en"/>
         </w:rPr>
-        <w:t>Вирішення</w:t>
-      </w:r>
-      <w:proofErr w:type="spellEnd"/>
-      <w:r>
-        <w:rPr>
-          <w:i/>
-          <w:sz w:val="28"/>
-          <w:szCs w:val="28"/>
-          <w:lang w:val="en"/>
-        </w:rPr>
-        <w:t xml:space="preserve"> </w:t>
-      </w:r>
-      <w:proofErr w:type="spellStart"/>
-      <w:r>
-        <w:rPr>
-          <w:i/>
-          <w:sz w:val="28"/>
-          <w:szCs w:val="28"/>
-          <w:lang w:val="en"/>
-        </w:rPr>
-        <w:t>класичних</w:t>
-      </w:r>
-      <w:proofErr w:type="spellEnd"/>
-      <w:r>
-        <w:rPr>
-          <w:i/>
-          <w:sz w:val="28"/>
-          <w:szCs w:val="28"/>
-          <w:lang w:val="en"/>
-        </w:rPr>
-        <w:t xml:space="preserve"> </w:t>
-      </w:r>
-      <w:proofErr w:type="spellStart"/>
-      <w:r>
-        <w:rPr>
-          <w:i/>
-          <w:sz w:val="28"/>
-          <w:szCs w:val="28"/>
-          <w:lang w:val="en"/>
-        </w:rPr>
-        <w:t>задач</w:t>
-      </w:r>
-      <w:proofErr w:type="spellEnd"/>
-      <w:r>
-        <w:rPr>
-          <w:i/>
-          <w:sz w:val="28"/>
-          <w:szCs w:val="28"/>
-          <w:lang w:val="en"/>
-        </w:rPr>
-        <w:t xml:space="preserve"> </w:t>
-      </w:r>
-      <w:proofErr w:type="spellStart"/>
-      <w:r>
-        <w:rPr>
-          <w:i/>
-          <w:sz w:val="28"/>
-          <w:szCs w:val="28"/>
-          <w:lang w:val="en"/>
-        </w:rPr>
-        <w:t>аналітики</w:t>
-      </w:r>
-      <w:proofErr w:type="spellEnd"/>
-      <w:r>
-        <w:rPr>
-          <w:i/>
-          <w:sz w:val="28"/>
-          <w:szCs w:val="28"/>
-          <w:lang w:val="en"/>
-        </w:rPr>
-        <w:t xml:space="preserve"> </w:t>
-      </w:r>
-      <w:proofErr w:type="spellStart"/>
-      <w:r>
-        <w:rPr>
-          <w:i/>
-          <w:sz w:val="28"/>
-          <w:szCs w:val="28"/>
-          <w:lang w:val="en"/>
-        </w:rPr>
-        <w:t>передбачення</w:t>
-      </w:r>
-      <w:proofErr w:type="spellEnd"/>
+        <w:t>Вирішення класичних задач аналітики передбачення</w:t>
+      </w:r>
       <w:r>
         <w:rPr>
           <w:i/>
@@ -539,7 +457,6 @@
           <w:lang w:val="uk-UA"/>
         </w:rPr>
       </w:pPr>
-      <w:proofErr w:type="spellStart"/>
       <w:r>
         <w:rPr>
           <w:sz w:val="28"/>
@@ -548,7 +465,6 @@
         </w:rPr>
         <w:t>асист</w:t>
       </w:r>
-      <w:proofErr w:type="spellEnd"/>
       <w:r>
         <w:rPr>
           <w:sz w:val="28"/>
@@ -577,7 +493,6 @@
           <w:lang w:val="uk-UA"/>
         </w:rPr>
       </w:pPr>
-      <w:proofErr w:type="spellStart"/>
       <w:r>
         <w:rPr>
           <w:sz w:val="28"/>
@@ -586,7 +501,6 @@
         </w:rPr>
         <w:t>Капковський</w:t>
       </w:r>
-      <w:proofErr w:type="spellEnd"/>
       <w:r>
         <w:rPr>
           <w:sz w:val="28"/>
@@ -790,7 +704,6 @@
           <w:lang w:val="uk-UA"/>
         </w:rPr>
       </w:pPr>
-      <w:proofErr w:type="spellStart"/>
       <w:r>
         <w:rPr>
           <w:sz w:val="28"/>
@@ -799,7 +712,6 @@
         </w:rPr>
         <w:t>асист</w:t>
       </w:r>
-      <w:proofErr w:type="spellEnd"/>
       <w:r>
         <w:rPr>
           <w:sz w:val="28"/>
@@ -828,7 +740,6 @@
           <w:lang w:val="uk-UA"/>
         </w:rPr>
       </w:pPr>
-      <w:proofErr w:type="spellStart"/>
       <w:r>
         <w:rPr>
           <w:sz w:val="28"/>
@@ -837,7 +748,6 @@
         </w:rPr>
         <w:t>Бауск</w:t>
       </w:r>
-      <w:proofErr w:type="spellEnd"/>
       <w:r>
         <w:rPr>
           <w:b/>
@@ -1044,12 +954,49 @@
         <w:contextualSpacing/>
         <w:jc w:val="both"/>
         <w:rPr>
+          <w:sz w:val="28"/>
+          <w:szCs w:val="28"/>
+          <w:lang w:val="uk-UA"/>
+        </w:rPr>
+      </w:pPr>
+      <w:r>
+        <w:rPr>
           <w:b/>
           <w:sz w:val="28"/>
           <w:szCs w:val="28"/>
           <w:lang w:val="uk-UA"/>
         </w:rPr>
-      </w:pPr>
+        <w:lastRenderedPageBreak/>
+        <w:t>Тема роботи:</w:t>
+      </w:r>
+      <w:bookmarkStart w:id="0" w:name="_Hlk32417634"/>
+      <w:bookmarkStart w:id="1" w:name="_Hlk32417901"/>
+      <w:r>
+        <w:rPr>
+          <w:sz w:val="28"/>
+          <w:szCs w:val="28"/>
+          <w:lang w:val="uk-UA"/>
+        </w:rPr>
+        <w:t xml:space="preserve"> </w:t>
+      </w:r>
+      <w:bookmarkEnd w:id="0"/>
+      <w:bookmarkEnd w:id="1"/>
+      <w:r>
+        <w:rPr>
+          <w:sz w:val="28"/>
+          <w:szCs w:val="28"/>
+          <w:lang w:val="en"/>
+        </w:rPr>
+        <w:t>Вирішення класичних задач аналітики передбачення</w:t>
+      </w:r>
+      <w:r>
+        <w:rPr>
+          <w:sz w:val="28"/>
+          <w:szCs w:val="28"/>
+          <w:lang w:val="uk-UA"/>
+        </w:rPr>
+        <w:t>.</w:t>
+      </w:r>
     </w:p>
     <w:p>
       <w:pPr>
@@ -1070,10 +1017,8 @@
           <w:szCs w:val="28"/>
           <w:lang w:val="uk-UA"/>
         </w:rPr>
-        <w:t>Тема роботи:</w:t>
-      </w:r>
-      <w:bookmarkStart w:id="0" w:name="_Hlk32417634"/>
-      <w:bookmarkStart w:id="1" w:name="_Hlk32417901"/>
+        <w:t>Мета роботи:</w:t>
+      </w:r>
       <w:r>
         <w:rPr>
           <w:sz w:val="28"/>
@@ -1082,318 +1027,14 @@
         </w:rPr>
         <w:t xml:space="preserve"> </w:t>
       </w:r>
-      <w:bookmarkEnd w:id="0"/>
-      <w:bookmarkEnd w:id="1"/>
-      <w:proofErr w:type="spellStart"/>
       <w:r>
         <w:rPr>
           <w:sz w:val="28"/>
           <w:szCs w:val="28"/>
           <w:lang w:val="en"/>
         </w:rPr>
-        <w:t>Вирішення</w:t>
-      </w:r>
-      <w:proofErr w:type="spellEnd"/>
-      <w:r>
-        <w:rPr>
-          <w:sz w:val="28"/>
-          <w:szCs w:val="28"/>
-          <w:lang w:val="en"/>
-        </w:rPr>
-        <w:t xml:space="preserve"> </w:t>
-      </w:r>
-      <w:proofErr w:type="spellStart"/>
-      <w:r>
-        <w:rPr>
-          <w:sz w:val="28"/>
-          <w:szCs w:val="28"/>
-          <w:lang w:val="en"/>
-        </w:rPr>
-        <w:t>класичних</w:t>
-      </w:r>
-      <w:proofErr w:type="spellEnd"/>
-      <w:r>
-        <w:rPr>
-          <w:sz w:val="28"/>
-          <w:szCs w:val="28"/>
-          <w:lang w:val="en"/>
-        </w:rPr>
-        <w:t xml:space="preserve"> </w:t>
-      </w:r>
-      <w:proofErr w:type="spellStart"/>
-      <w:r>
-        <w:rPr>
-          <w:sz w:val="28"/>
-          <w:szCs w:val="28"/>
-          <w:lang w:val="en"/>
-        </w:rPr>
-        <w:t>задач</w:t>
-      </w:r>
-      <w:proofErr w:type="spellEnd"/>
-      <w:r>
-        <w:rPr>
-          <w:sz w:val="28"/>
-          <w:szCs w:val="28"/>
-          <w:lang w:val="en"/>
-        </w:rPr>
-        <w:t xml:space="preserve"> </w:t>
-      </w:r>
-      <w:proofErr w:type="spellStart"/>
-      <w:r>
-        <w:rPr>
-          <w:sz w:val="28"/>
-          <w:szCs w:val="28"/>
-          <w:lang w:val="en"/>
-        </w:rPr>
-        <w:t>аналітики</w:t>
-      </w:r>
-      <w:proofErr w:type="spellEnd"/>
-      <w:r>
-        <w:rPr>
-          <w:sz w:val="28"/>
-          <w:szCs w:val="28"/>
-          <w:lang w:val="en"/>
-        </w:rPr>
-        <w:t xml:space="preserve"> </w:t>
-      </w:r>
-      <w:proofErr w:type="spellStart"/>
-      <w:r>
-        <w:rPr>
-          <w:sz w:val="28"/>
-          <w:szCs w:val="28"/>
-          <w:lang w:val="en"/>
-        </w:rPr>
-        <w:t>передбачення</w:t>
-      </w:r>
-      <w:proofErr w:type="spellEnd"/>
-      <w:r>
-        <w:rPr>
-          <w:sz w:val="28"/>
-          <w:szCs w:val="28"/>
-          <w:lang w:val="uk-UA"/>
-        </w:rPr>
-        <w:t>.</w:t>
-      </w:r>
-    </w:p>
-    <w:p>
-      <w:pPr>
-        <w:spacing w:line="360" w:lineRule="auto"/>
-        <w:ind w:firstLine="709"/>
-        <w:contextualSpacing/>
-        <w:jc w:val="both"/>
-        <w:rPr>
-          <w:sz w:val="28"/>
-          <w:szCs w:val="28"/>
-          <w:lang w:val="uk-UA"/>
-        </w:rPr>
-      </w:pPr>
-      <w:r>
-        <w:rPr>
-          <w:b/>
-          <w:sz w:val="28"/>
-          <w:szCs w:val="28"/>
-          <w:lang w:val="uk-UA"/>
-        </w:rPr>
-        <w:t>Мета роботи:</w:t>
-      </w:r>
-      <w:r>
-        <w:rPr>
-          <w:sz w:val="28"/>
-          <w:szCs w:val="28"/>
-          <w:lang w:val="uk-UA"/>
-        </w:rPr>
-        <w:t xml:space="preserve"> </w:t>
-      </w:r>
-      <w:proofErr w:type="spellStart"/>
-      <w:r>
-        <w:rPr>
-          <w:sz w:val="28"/>
-          <w:szCs w:val="28"/>
-          <w:lang w:val="en"/>
-        </w:rPr>
-        <w:t>Отримати</w:t>
-      </w:r>
-      <w:proofErr w:type="spellEnd"/>
-      <w:r>
-        <w:rPr>
-          <w:sz w:val="28"/>
-          <w:szCs w:val="28"/>
-          <w:lang w:val="en"/>
-        </w:rPr>
-        <w:t xml:space="preserve"> </w:t>
-      </w:r>
-      <w:proofErr w:type="spellStart"/>
-      <w:r>
-        <w:rPr>
-          <w:sz w:val="28"/>
-          <w:szCs w:val="28"/>
-          <w:lang w:val="en"/>
-        </w:rPr>
-        <w:t>практичні</w:t>
-      </w:r>
-      <w:proofErr w:type="spellEnd"/>
-      <w:r>
-        <w:rPr>
-          <w:sz w:val="28"/>
-          <w:szCs w:val="28"/>
-          <w:lang w:val="en"/>
-        </w:rPr>
-        <w:t xml:space="preserve"> </w:t>
-      </w:r>
-      <w:proofErr w:type="spellStart"/>
-      <w:r>
-        <w:rPr>
-          <w:sz w:val="28"/>
-          <w:szCs w:val="28"/>
-          <w:lang w:val="en"/>
-        </w:rPr>
-        <w:t>навички</w:t>
-      </w:r>
-      <w:proofErr w:type="spellEnd"/>
-      <w:r>
-        <w:rPr>
-          <w:sz w:val="28"/>
-          <w:szCs w:val="28"/>
-          <w:lang w:val="en"/>
-        </w:rPr>
-        <w:t xml:space="preserve"> </w:t>
-      </w:r>
-      <w:proofErr w:type="spellStart"/>
-      <w:r>
-        <w:rPr>
-          <w:sz w:val="28"/>
-          <w:szCs w:val="28"/>
-          <w:lang w:val="en"/>
-        </w:rPr>
-        <w:t>роботи</w:t>
-      </w:r>
-      <w:proofErr w:type="spellEnd"/>
-      <w:r>
-        <w:rPr>
-          <w:sz w:val="28"/>
-          <w:szCs w:val="28"/>
-          <w:lang w:val="en"/>
-        </w:rPr>
-        <w:t xml:space="preserve"> з </w:t>
-      </w:r>
-      <w:proofErr w:type="spellStart"/>
-      <w:r>
-        <w:rPr>
-          <w:sz w:val="28"/>
-          <w:szCs w:val="28"/>
-          <w:lang w:val="en"/>
-        </w:rPr>
-        <w:t>класичним</w:t>
-      </w:r>
-      <w:proofErr w:type="spellEnd"/>
-      <w:r>
-        <w:rPr>
-          <w:sz w:val="28"/>
-          <w:szCs w:val="28"/>
-          <w:lang w:val="en"/>
-        </w:rPr>
-        <w:t xml:space="preserve"> </w:t>
-      </w:r>
-      <w:proofErr w:type="spellStart"/>
-      <w:r>
-        <w:rPr>
-          <w:sz w:val="28"/>
-          <w:szCs w:val="28"/>
-          <w:lang w:val="en"/>
-        </w:rPr>
-        <w:t>машинним</w:t>
-      </w:r>
-      <w:proofErr w:type="spellEnd"/>
-      <w:r>
-        <w:rPr>
-          <w:sz w:val="28"/>
-          <w:szCs w:val="28"/>
-          <w:lang w:val="en"/>
-        </w:rPr>
-        <w:t xml:space="preserve"> </w:t>
-      </w:r>
-      <w:proofErr w:type="spellStart"/>
-      <w:r>
-        <w:rPr>
-          <w:sz w:val="28"/>
-          <w:szCs w:val="28"/>
-          <w:lang w:val="en"/>
-        </w:rPr>
-        <w:t>навчанням</w:t>
-      </w:r>
-      <w:proofErr w:type="spellEnd"/>
-      <w:r>
-        <w:rPr>
-          <w:sz w:val="28"/>
-          <w:szCs w:val="28"/>
-          <w:lang w:val="en"/>
-        </w:rPr>
-        <w:t xml:space="preserve"> </w:t>
-      </w:r>
-      <w:proofErr w:type="spellStart"/>
-      <w:r>
-        <w:rPr>
-          <w:sz w:val="28"/>
-          <w:szCs w:val="28"/>
-          <w:lang w:val="en"/>
-        </w:rPr>
-        <w:t>використовуючи</w:t>
-      </w:r>
-      <w:proofErr w:type="spellEnd"/>
-      <w:r>
-        <w:rPr>
-          <w:sz w:val="28"/>
-          <w:szCs w:val="28"/>
-          <w:lang w:val="en"/>
-        </w:rPr>
-        <w:t xml:space="preserve"> </w:t>
-      </w:r>
-      <w:proofErr w:type="spellStart"/>
-      <w:r>
-        <w:rPr>
-          <w:sz w:val="28"/>
-          <w:szCs w:val="28"/>
-          <w:lang w:val="en"/>
-        </w:rPr>
-        <w:t>алгоритми</w:t>
-      </w:r>
-      <w:proofErr w:type="spellEnd"/>
-      <w:r>
-        <w:rPr>
-          <w:sz w:val="28"/>
-          <w:szCs w:val="28"/>
-          <w:lang w:val="en"/>
-        </w:rPr>
-        <w:t xml:space="preserve"> </w:t>
-      </w:r>
-      <w:proofErr w:type="spellStart"/>
-      <w:r>
-        <w:rPr>
-          <w:sz w:val="28"/>
-          <w:szCs w:val="28"/>
-          <w:lang w:val="en"/>
-        </w:rPr>
-        <w:t>регресії</w:t>
-      </w:r>
-      <w:proofErr w:type="spellEnd"/>
-      <w:r>
-        <w:rPr>
-          <w:sz w:val="28"/>
-          <w:szCs w:val="28"/>
-          <w:lang w:val="en"/>
-        </w:rPr>
-        <w:t xml:space="preserve"> і </w:t>
-      </w:r>
-      <w:proofErr w:type="spellStart"/>
-      <w:r>
-        <w:rPr>
-          <w:sz w:val="28"/>
-          <w:szCs w:val="28"/>
-          <w:lang w:val="en"/>
-        </w:rPr>
-        <w:t>класифікації</w:t>
-      </w:r>
-      <w:proofErr w:type="spellEnd"/>
+        <w:t>Отримати практичні навички роботи з класичним машинним навчанням використовуючи алгоритми регресії і класифікації</w:t>
+      </w:r>
       <w:r>
         <w:rPr>
           <w:sz w:val="28"/>
@@ -1548,7 +1189,6 @@
           <w:lang w:val="uk-UA"/>
         </w:rPr>
       </w:pPr>
-      <w:proofErr w:type="spellStart"/>
       <w:r>
         <w:rPr>
           <w:bCs/>
@@ -1556,17 +1196,7 @@
           <w:szCs w:val="28"/>
           <w:lang w:val="uk-UA"/>
         </w:rPr>
-        <w:t>Підзадача</w:t>
-      </w:r>
-      <w:proofErr w:type="spellEnd"/>
-      <w:r>
-        <w:rPr>
-          <w:bCs/>
-          <w:sz w:val="28"/>
-          <w:szCs w:val="28"/>
-          <w:lang w:val="uk-UA"/>
-        </w:rPr>
-        <w:t xml:space="preserve"> №1</w:t>
+        <w:t>Підзадача №1</w:t>
       </w:r>
     </w:p>
     <w:p>
@@ -1586,7 +1216,6 @@
           <w:lang w:val="uk-UA"/>
         </w:rPr>
       </w:pPr>
-      <w:proofErr w:type="spellStart"/>
       <w:r>
         <w:rPr>
           <w:rFonts w:ascii="Times New Roman" w:hAnsi="Times New Roman"/>
@@ -1594,349 +1223,8 @@
           <w:szCs w:val="28"/>
           <w:lang w:val="en"/>
         </w:rPr>
-        <w:t>Розробити</w:t>
-      </w:r>
-      <w:proofErr w:type="spellEnd"/>
-      <w:r>
-        <w:rPr>
-          <w:rFonts w:ascii="Times New Roman" w:hAnsi="Times New Roman"/>
-          <w:sz w:val="28"/>
-          <w:szCs w:val="28"/>
-          <w:lang w:val="en"/>
-        </w:rPr>
-        <w:t xml:space="preserve"> ПЗ </w:t>
-      </w:r>
-      <w:proofErr w:type="spellStart"/>
-      <w:r>
-        <w:rPr>
-          <w:rFonts w:ascii="Times New Roman" w:hAnsi="Times New Roman"/>
-          <w:sz w:val="28"/>
-          <w:szCs w:val="28"/>
-          <w:lang w:val="en"/>
-        </w:rPr>
-        <w:t>яке</w:t>
-      </w:r>
-      <w:proofErr w:type="spellEnd"/>
-      <w:r>
-        <w:rPr>
-          <w:rFonts w:ascii="Times New Roman" w:hAnsi="Times New Roman"/>
-          <w:sz w:val="28"/>
-          <w:szCs w:val="28"/>
-          <w:lang w:val="en"/>
-        </w:rPr>
-        <w:t xml:space="preserve"> </w:t>
-      </w:r>
-      <w:proofErr w:type="spellStart"/>
-      <w:r>
-        <w:rPr>
-          <w:rFonts w:ascii="Times New Roman" w:hAnsi="Times New Roman"/>
-          <w:sz w:val="28"/>
-          <w:szCs w:val="28"/>
-          <w:lang w:val="en"/>
-        </w:rPr>
-        <w:t>використовує</w:t>
-      </w:r>
-      <w:proofErr w:type="spellEnd"/>
-      <w:r>
-        <w:rPr>
-          <w:rFonts w:ascii="Times New Roman" w:hAnsi="Times New Roman"/>
-          <w:sz w:val="28"/>
-          <w:szCs w:val="28"/>
-          <w:lang w:val="en"/>
-        </w:rPr>
-        <w:t xml:space="preserve"> </w:t>
-      </w:r>
-      <w:proofErr w:type="spellStart"/>
-      <w:r>
-        <w:rPr>
-          <w:rFonts w:ascii="Times New Roman" w:hAnsi="Times New Roman"/>
-          <w:sz w:val="28"/>
-          <w:szCs w:val="28"/>
-          <w:lang w:val="en"/>
-        </w:rPr>
-        <w:t>вхідний</w:t>
-      </w:r>
-      <w:proofErr w:type="spellEnd"/>
-      <w:r>
-        <w:rPr>
-          <w:rFonts w:ascii="Times New Roman" w:hAnsi="Times New Roman"/>
-          <w:sz w:val="28"/>
-          <w:szCs w:val="28"/>
-          <w:lang w:val="en"/>
-        </w:rPr>
-        <w:t xml:space="preserve"> </w:t>
-      </w:r>
-      <w:proofErr w:type="spellStart"/>
-      <w:r>
-        <w:rPr>
-          <w:rFonts w:ascii="Times New Roman" w:hAnsi="Times New Roman"/>
-          <w:sz w:val="28"/>
-          <w:szCs w:val="28"/>
-          <w:lang w:val="en"/>
-        </w:rPr>
-        <w:t>датасет</w:t>
-      </w:r>
-      <w:proofErr w:type="spellEnd"/>
-      <w:r>
-        <w:rPr>
-          <w:rFonts w:ascii="Times New Roman" w:hAnsi="Times New Roman"/>
-          <w:sz w:val="28"/>
-          <w:szCs w:val="28"/>
-          <w:lang w:val="en"/>
-        </w:rPr>
-        <w:t xml:space="preserve">, </w:t>
-      </w:r>
-      <w:proofErr w:type="spellStart"/>
-      <w:r>
-        <w:rPr>
-          <w:rFonts w:ascii="Times New Roman" w:hAnsi="Times New Roman"/>
-          <w:sz w:val="28"/>
-          <w:szCs w:val="28"/>
-          <w:lang w:val="en"/>
-        </w:rPr>
-        <w:t>вчить</w:t>
-      </w:r>
-      <w:proofErr w:type="spellEnd"/>
-      <w:r>
-        <w:rPr>
-          <w:rFonts w:ascii="Times New Roman" w:hAnsi="Times New Roman"/>
-          <w:sz w:val="28"/>
-          <w:szCs w:val="28"/>
-          <w:lang w:val="en"/>
-        </w:rPr>
-        <w:t xml:space="preserve"> на </w:t>
-      </w:r>
-      <w:proofErr w:type="spellStart"/>
-      <w:r>
-        <w:rPr>
-          <w:rFonts w:ascii="Times New Roman" w:hAnsi="Times New Roman"/>
-          <w:sz w:val="28"/>
-          <w:szCs w:val="28"/>
-          <w:lang w:val="en"/>
-        </w:rPr>
-        <w:t>ньому</w:t>
-      </w:r>
-      <w:proofErr w:type="spellEnd"/>
-      <w:r>
-        <w:rPr>
-          <w:rFonts w:ascii="Times New Roman" w:hAnsi="Times New Roman"/>
-          <w:sz w:val="28"/>
-          <w:szCs w:val="28"/>
-          <w:lang w:val="en"/>
-        </w:rPr>
-        <w:t xml:space="preserve"> </w:t>
-      </w:r>
-      <w:proofErr w:type="spellStart"/>
-      <w:r>
-        <w:rPr>
-          <w:rFonts w:ascii="Times New Roman" w:hAnsi="Times New Roman"/>
-          <w:sz w:val="28"/>
-          <w:szCs w:val="28"/>
-          <w:lang w:val="en"/>
-        </w:rPr>
-        <w:t>алгоритм</w:t>
-      </w:r>
-      <w:proofErr w:type="spellEnd"/>
-      <w:r>
-        <w:rPr>
-          <w:rFonts w:ascii="Times New Roman" w:hAnsi="Times New Roman"/>
-          <w:sz w:val="28"/>
-          <w:szCs w:val="28"/>
-          <w:lang w:val="en"/>
-        </w:rPr>
-        <w:t xml:space="preserve"> </w:t>
-      </w:r>
-      <w:proofErr w:type="spellStart"/>
-      <w:r>
-        <w:rPr>
-          <w:rFonts w:ascii="Times New Roman" w:hAnsi="Times New Roman"/>
-          <w:sz w:val="28"/>
-          <w:szCs w:val="28"/>
-          <w:lang w:val="en"/>
-        </w:rPr>
-        <w:t>поліноміальної</w:t>
-      </w:r>
-      <w:proofErr w:type="spellEnd"/>
-      <w:r>
-        <w:rPr>
-          <w:rFonts w:ascii="Times New Roman" w:hAnsi="Times New Roman"/>
-          <w:sz w:val="28"/>
-          <w:szCs w:val="28"/>
-          <w:lang w:val="en"/>
-        </w:rPr>
-        <w:t xml:space="preserve"> </w:t>
-      </w:r>
-      <w:proofErr w:type="spellStart"/>
-      <w:r>
-        <w:rPr>
-          <w:rFonts w:ascii="Times New Roman" w:hAnsi="Times New Roman"/>
-          <w:sz w:val="28"/>
-          <w:szCs w:val="28"/>
-          <w:lang w:val="en"/>
-        </w:rPr>
-        <w:t>регресії</w:t>
-      </w:r>
-      <w:proofErr w:type="spellEnd"/>
-      <w:r>
-        <w:rPr>
-          <w:rFonts w:ascii="Times New Roman" w:hAnsi="Times New Roman"/>
-          <w:sz w:val="28"/>
-          <w:szCs w:val="28"/>
-          <w:lang w:val="en"/>
-        </w:rPr>
-        <w:t xml:space="preserve">, </w:t>
-      </w:r>
-      <w:proofErr w:type="spellStart"/>
-      <w:r>
-        <w:rPr>
-          <w:rFonts w:ascii="Times New Roman" w:hAnsi="Times New Roman"/>
-          <w:sz w:val="28"/>
-          <w:szCs w:val="28"/>
-          <w:lang w:val="en"/>
-        </w:rPr>
-        <w:t>потім</w:t>
-      </w:r>
-      <w:proofErr w:type="spellEnd"/>
-      <w:r>
-        <w:rPr>
-          <w:rFonts w:ascii="Times New Roman" w:hAnsi="Times New Roman"/>
-          <w:sz w:val="28"/>
-          <w:szCs w:val="28"/>
-          <w:lang w:val="en"/>
-        </w:rPr>
-        <w:t xml:space="preserve"> </w:t>
-      </w:r>
-      <w:proofErr w:type="spellStart"/>
-      <w:r>
-        <w:rPr>
-          <w:rFonts w:ascii="Times New Roman" w:hAnsi="Times New Roman"/>
-          <w:sz w:val="28"/>
-          <w:szCs w:val="28"/>
-          <w:lang w:val="en"/>
-        </w:rPr>
-        <w:t>демонструє</w:t>
-      </w:r>
-      <w:proofErr w:type="spellEnd"/>
-      <w:r>
-        <w:rPr>
-          <w:rFonts w:ascii="Times New Roman" w:hAnsi="Times New Roman"/>
-          <w:sz w:val="28"/>
-          <w:szCs w:val="28"/>
-          <w:lang w:val="en"/>
-        </w:rPr>
-        <w:t xml:space="preserve"> </w:t>
-      </w:r>
-      <w:proofErr w:type="spellStart"/>
-      <w:r>
-        <w:rPr>
-          <w:rFonts w:ascii="Times New Roman" w:hAnsi="Times New Roman"/>
-          <w:sz w:val="28"/>
-          <w:szCs w:val="28"/>
-          <w:lang w:val="en"/>
-        </w:rPr>
-        <w:t>результати</w:t>
-      </w:r>
-      <w:proofErr w:type="spellEnd"/>
-      <w:r>
-        <w:rPr>
-          <w:rFonts w:ascii="Times New Roman" w:hAnsi="Times New Roman"/>
-          <w:sz w:val="28"/>
-          <w:szCs w:val="28"/>
-          <w:lang w:val="en"/>
-        </w:rPr>
-        <w:t xml:space="preserve"> </w:t>
-      </w:r>
-      <w:proofErr w:type="spellStart"/>
-      <w:r>
-        <w:rPr>
-          <w:rFonts w:ascii="Times New Roman" w:hAnsi="Times New Roman"/>
-          <w:sz w:val="28"/>
-          <w:szCs w:val="28"/>
-          <w:lang w:val="en"/>
-        </w:rPr>
-        <w:t>порівняння</w:t>
-      </w:r>
-      <w:proofErr w:type="spellEnd"/>
-      <w:r>
-        <w:rPr>
-          <w:rFonts w:ascii="Times New Roman" w:hAnsi="Times New Roman"/>
-          <w:sz w:val="28"/>
-          <w:szCs w:val="28"/>
-          <w:lang w:val="en"/>
-        </w:rPr>
-        <w:t xml:space="preserve"> </w:t>
-      </w:r>
-      <w:proofErr w:type="spellStart"/>
-      <w:r>
-        <w:rPr>
-          <w:rFonts w:ascii="Times New Roman" w:hAnsi="Times New Roman"/>
-          <w:sz w:val="28"/>
-          <w:szCs w:val="28"/>
-          <w:lang w:val="en"/>
-        </w:rPr>
-        <w:t>роботи</w:t>
-      </w:r>
-      <w:proofErr w:type="spellEnd"/>
-      <w:r>
-        <w:rPr>
-          <w:rFonts w:ascii="Times New Roman" w:hAnsi="Times New Roman"/>
-          <w:sz w:val="28"/>
-          <w:szCs w:val="28"/>
-          <w:lang w:val="en"/>
-        </w:rPr>
-        <w:t xml:space="preserve"> </w:t>
-      </w:r>
-      <w:proofErr w:type="spellStart"/>
-      <w:r>
-        <w:rPr>
-          <w:rFonts w:ascii="Times New Roman" w:hAnsi="Times New Roman"/>
-          <w:sz w:val="28"/>
-          <w:szCs w:val="28"/>
-          <w:lang w:val="en"/>
-        </w:rPr>
-        <w:t>навченої</w:t>
-      </w:r>
-      <w:proofErr w:type="spellEnd"/>
-      <w:r>
-        <w:rPr>
-          <w:rFonts w:ascii="Times New Roman" w:hAnsi="Times New Roman"/>
-          <w:sz w:val="28"/>
-          <w:szCs w:val="28"/>
-          <w:lang w:val="en"/>
-        </w:rPr>
-        <w:t xml:space="preserve"> </w:t>
-      </w:r>
-      <w:proofErr w:type="spellStart"/>
-      <w:r>
-        <w:rPr>
-          <w:rFonts w:ascii="Times New Roman" w:hAnsi="Times New Roman"/>
-          <w:sz w:val="28"/>
-          <w:szCs w:val="28"/>
-          <w:lang w:val="en"/>
-        </w:rPr>
-        <w:t>моделі</w:t>
-      </w:r>
-      <w:proofErr w:type="spellEnd"/>
-      <w:r>
-        <w:rPr>
-          <w:rFonts w:ascii="Times New Roman" w:hAnsi="Times New Roman"/>
-          <w:sz w:val="28"/>
-          <w:szCs w:val="28"/>
-          <w:lang w:val="en"/>
-        </w:rPr>
-        <w:t xml:space="preserve"> з test </w:t>
-      </w:r>
-      <w:proofErr w:type="spellStart"/>
-      <w:r>
-        <w:rPr>
-          <w:rFonts w:ascii="Times New Roman" w:hAnsi="Times New Roman"/>
-          <w:sz w:val="28"/>
-          <w:szCs w:val="28"/>
-          <w:lang w:val="en"/>
-        </w:rPr>
-        <w:t>датасет</w:t>
-      </w:r>
-      <w:proofErr w:type="spellEnd"/>
+        <w:t>Розробити ПЗ яке використовує вхідний датасет, вчить на ньому алгоритм поліноміальної регресії, потім демонструє результати порівняння роботи навченої моделі з test датасет</w:t>
+      </w:r>
       <w:r>
         <w:rPr>
           <w:rFonts w:ascii="Times New Roman" w:hAnsi="Times New Roman"/>
@@ -1964,7 +1252,6 @@
           <w:lang w:val="uk-UA"/>
         </w:rPr>
       </w:pPr>
-      <w:proofErr w:type="spellStart"/>
       <w:r>
         <w:rPr>
           <w:rFonts w:ascii="Times New Roman" w:hAnsi="Times New Roman"/>
@@ -1972,117 +1259,7 @@
           <w:szCs w:val="28"/>
           <w:lang w:val="en"/>
         </w:rPr>
-        <w:t>Зробити</w:t>
-      </w:r>
-      <w:proofErr w:type="spellEnd"/>
-      <w:r>
-        <w:rPr>
-          <w:rFonts w:ascii="Times New Roman" w:hAnsi="Times New Roman"/>
-          <w:sz w:val="28"/>
-          <w:szCs w:val="28"/>
-          <w:lang w:val="en"/>
-        </w:rPr>
-        <w:t xml:space="preserve"> </w:t>
-      </w:r>
-      <w:proofErr w:type="spellStart"/>
-      <w:r>
-        <w:rPr>
-          <w:rFonts w:ascii="Times New Roman" w:hAnsi="Times New Roman"/>
-          <w:sz w:val="28"/>
-          <w:szCs w:val="28"/>
-          <w:lang w:val="en"/>
-        </w:rPr>
-        <w:t>аналогічне</w:t>
-      </w:r>
-      <w:proofErr w:type="spellEnd"/>
-      <w:r>
-        <w:rPr>
-          <w:rFonts w:ascii="Times New Roman" w:hAnsi="Times New Roman"/>
-          <w:sz w:val="28"/>
-          <w:szCs w:val="28"/>
-          <w:lang w:val="en"/>
-        </w:rPr>
-        <w:t xml:space="preserve"> до </w:t>
-      </w:r>
-      <w:proofErr w:type="spellStart"/>
-      <w:r>
-        <w:rPr>
-          <w:rFonts w:ascii="Times New Roman" w:hAnsi="Times New Roman"/>
-          <w:sz w:val="28"/>
-          <w:szCs w:val="28"/>
-          <w:lang w:val="en"/>
-        </w:rPr>
-        <w:t>пункту</w:t>
-      </w:r>
-      <w:proofErr w:type="spellEnd"/>
-      <w:r>
-        <w:rPr>
-          <w:rFonts w:ascii="Times New Roman" w:hAnsi="Times New Roman"/>
-          <w:sz w:val="28"/>
-          <w:szCs w:val="28"/>
-          <w:lang w:val="en"/>
-        </w:rPr>
-        <w:t xml:space="preserve"> 1, </w:t>
-      </w:r>
-      <w:proofErr w:type="spellStart"/>
-      <w:r>
-        <w:rPr>
-          <w:rFonts w:ascii="Times New Roman" w:hAnsi="Times New Roman"/>
-          <w:sz w:val="28"/>
-          <w:szCs w:val="28"/>
-          <w:lang w:val="en"/>
-        </w:rPr>
-        <w:t>але</w:t>
-      </w:r>
-      <w:proofErr w:type="spellEnd"/>
-      <w:r>
-        <w:rPr>
-          <w:rFonts w:ascii="Times New Roman" w:hAnsi="Times New Roman"/>
-          <w:sz w:val="28"/>
-          <w:szCs w:val="28"/>
-          <w:lang w:val="en"/>
-        </w:rPr>
-        <w:t xml:space="preserve"> на </w:t>
-      </w:r>
-      <w:proofErr w:type="spellStart"/>
-      <w:r>
-        <w:rPr>
-          <w:rFonts w:ascii="Times New Roman" w:hAnsi="Times New Roman"/>
-          <w:sz w:val="28"/>
-          <w:szCs w:val="28"/>
-          <w:lang w:val="en"/>
-        </w:rPr>
-        <w:t>базі</w:t>
-      </w:r>
-      <w:proofErr w:type="spellEnd"/>
-      <w:r>
-        <w:rPr>
-          <w:rFonts w:ascii="Times New Roman" w:hAnsi="Times New Roman"/>
-          <w:sz w:val="28"/>
-          <w:szCs w:val="28"/>
-          <w:lang w:val="en"/>
-        </w:rPr>
-        <w:t xml:space="preserve"> </w:t>
-      </w:r>
-      <w:proofErr w:type="spellStart"/>
-      <w:r>
-        <w:rPr>
-          <w:rFonts w:ascii="Times New Roman" w:hAnsi="Times New Roman"/>
-          <w:sz w:val="28"/>
-          <w:szCs w:val="28"/>
-          <w:lang w:val="en"/>
-        </w:rPr>
-        <w:t>алгоритму</w:t>
-      </w:r>
-      <w:proofErr w:type="spellEnd"/>
-      <w:r>
-        <w:rPr>
-          <w:rFonts w:ascii="Times New Roman" w:hAnsi="Times New Roman"/>
-          <w:sz w:val="28"/>
-          <w:szCs w:val="28"/>
-          <w:lang w:val="en"/>
-        </w:rPr>
-        <w:t xml:space="preserve"> Elastic Net</w:t>
+        <w:t>Зробити аналогічне до пункту 1, але на базі алгоритму Elastic Net</w:t>
       </w:r>
       <w:r>
         <w:rPr>
@@ -2107,175 +1284,13 @@
           <w:szCs w:val="28"/>
         </w:rPr>
       </w:pPr>
-      <w:proofErr w:type="spellStart"/>
-      <w:r>
-        <w:rPr>
-          <w:sz w:val="28"/>
-          <w:szCs w:val="28"/>
-        </w:rPr>
-        <w:t>Зробити</w:t>
-      </w:r>
-      <w:proofErr w:type="spellEnd"/>
-      <w:r>
-        <w:rPr>
-          <w:sz w:val="28"/>
-          <w:szCs w:val="28"/>
-        </w:rPr>
-        <w:t xml:space="preserve"> </w:t>
-      </w:r>
-      <w:proofErr w:type="spellStart"/>
-      <w:r>
-        <w:rPr>
-          <w:sz w:val="28"/>
-          <w:szCs w:val="28"/>
-        </w:rPr>
-        <w:t>звіти</w:t>
-      </w:r>
-      <w:proofErr w:type="spellEnd"/>
-      <w:r>
-        <w:rPr>
-          <w:sz w:val="28"/>
-          <w:szCs w:val="28"/>
-        </w:rPr>
-        <w:t xml:space="preserve"> </w:t>
-      </w:r>
-      <w:proofErr w:type="spellStart"/>
-      <w:r>
-        <w:rPr>
-          <w:sz w:val="28"/>
-          <w:szCs w:val="28"/>
-        </w:rPr>
-        <w:t>порівняння</w:t>
-      </w:r>
-      <w:proofErr w:type="spellEnd"/>
-      <w:r>
-        <w:rPr>
-          <w:sz w:val="28"/>
-          <w:szCs w:val="28"/>
-        </w:rPr>
-        <w:t xml:space="preserve"> </w:t>
-      </w:r>
-      <w:proofErr w:type="spellStart"/>
-      <w:r>
-        <w:rPr>
-          <w:sz w:val="28"/>
-          <w:szCs w:val="28"/>
-        </w:rPr>
-        <w:t>отриманих</w:t>
-      </w:r>
-      <w:proofErr w:type="spellEnd"/>
-      <w:r>
-        <w:rPr>
-          <w:sz w:val="28"/>
-          <w:szCs w:val="28"/>
-        </w:rPr>
-        <w:t xml:space="preserve"> </w:t>
-      </w:r>
-      <w:proofErr w:type="spellStart"/>
-      <w:r>
-        <w:rPr>
-          <w:sz w:val="28"/>
-          <w:szCs w:val="28"/>
-        </w:rPr>
-        <w:t>результатів</w:t>
-      </w:r>
-      <w:proofErr w:type="spellEnd"/>
-      <w:r>
-        <w:rPr>
-          <w:sz w:val="28"/>
-          <w:szCs w:val="28"/>
-        </w:rPr>
-        <w:t xml:space="preserve"> </w:t>
-      </w:r>
-      <w:proofErr w:type="spellStart"/>
-      <w:r>
-        <w:rPr>
-          <w:sz w:val="28"/>
-          <w:szCs w:val="28"/>
-        </w:rPr>
-        <w:t>двома</w:t>
-      </w:r>
-      <w:proofErr w:type="spellEnd"/>
-      <w:r>
-        <w:rPr>
-          <w:sz w:val="28"/>
-          <w:szCs w:val="28"/>
-        </w:rPr>
-        <w:t xml:space="preserve"> </w:t>
-      </w:r>
-      <w:proofErr w:type="spellStart"/>
-      <w:r>
-        <w:rPr>
-          <w:sz w:val="28"/>
-          <w:szCs w:val="28"/>
-        </w:rPr>
-        <w:t>регресіями</w:t>
-      </w:r>
-      <w:proofErr w:type="spellEnd"/>
-      <w:r>
-        <w:rPr>
-          <w:sz w:val="28"/>
-          <w:szCs w:val="28"/>
-        </w:rPr>
-        <w:t xml:space="preserve"> і </w:t>
-      </w:r>
-      <w:proofErr w:type="spellStart"/>
-      <w:r>
-        <w:rPr>
-          <w:sz w:val="28"/>
-          <w:szCs w:val="28"/>
-        </w:rPr>
-        <w:t>сформулювати</w:t>
-      </w:r>
-      <w:proofErr w:type="spellEnd"/>
-      <w:r>
-        <w:rPr>
-          <w:sz w:val="28"/>
-          <w:szCs w:val="28"/>
-        </w:rPr>
-        <w:t xml:space="preserve"> </w:t>
-      </w:r>
-      <w:proofErr w:type="spellStart"/>
-      <w:r>
-        <w:rPr>
-          <w:sz w:val="28"/>
-          <w:szCs w:val="28"/>
-        </w:rPr>
-        <w:t>головні</w:t>
-      </w:r>
-      <w:proofErr w:type="spellEnd"/>
-      <w:r>
-        <w:rPr>
-          <w:sz w:val="28"/>
-          <w:szCs w:val="28"/>
-        </w:rPr>
-        <w:t xml:space="preserve"> </w:t>
-      </w:r>
-      <w:proofErr w:type="spellStart"/>
-      <w:r>
-        <w:rPr>
-          <w:sz w:val="28"/>
-          <w:szCs w:val="28"/>
-        </w:rPr>
-        <w:t>три</w:t>
-      </w:r>
-      <w:proofErr w:type="spellEnd"/>
-      <w:r>
-        <w:rPr>
-          <w:sz w:val="28"/>
-          <w:szCs w:val="28"/>
-        </w:rPr>
-        <w:t xml:space="preserve"> </w:t>
-      </w:r>
-      <w:proofErr w:type="spellStart"/>
-      <w:r>
-        <w:rPr>
-          <w:sz w:val="28"/>
-          <w:szCs w:val="28"/>
-        </w:rPr>
-        <w:t>висновки</w:t>
-      </w:r>
-      <w:proofErr w:type="spellEnd"/>
+      <w:r>
+        <w:rPr>
+          <w:sz w:val="28"/>
+          <w:szCs w:val="28"/>
+        </w:rPr>
+        <w:t>Зробити звіти порівняння отриманих результатів двома регресіями і сформулювати головні три висновки</w:t>
+      </w:r>
       <w:r>
         <w:rPr>
           <w:sz w:val="28"/>
@@ -2298,7 +1313,6 @@
           <w:lang w:val="uk-UA"/>
         </w:rPr>
       </w:pPr>
-      <w:proofErr w:type="spellStart"/>
       <w:r>
         <w:rPr>
           <w:bCs/>
@@ -2306,17 +1320,7 @@
           <w:szCs w:val="28"/>
           <w:lang w:val="uk-UA"/>
         </w:rPr>
-        <w:t>Підзадача</w:t>
-      </w:r>
-      <w:proofErr w:type="spellEnd"/>
-      <w:r>
-        <w:rPr>
-          <w:bCs/>
-          <w:sz w:val="28"/>
-          <w:szCs w:val="28"/>
-          <w:lang w:val="uk-UA"/>
-        </w:rPr>
-        <w:t xml:space="preserve"> №</w:t>
+        <w:t>Підзадача №</w:t>
       </w:r>
       <w:r>
         <w:rPr>
@@ -2350,7 +1354,6 @@
         </w:rPr>
         <w:t xml:space="preserve">1. </w:t>
       </w:r>
-      <w:proofErr w:type="spellStart"/>
       <w:r>
         <w:rPr>
           <w:bCs/>
@@ -2358,369 +1361,8 @@
           <w:szCs w:val="28"/>
           <w:lang w:val="en"/>
         </w:rPr>
-        <w:t>Розробити</w:t>
-      </w:r>
-      <w:proofErr w:type="spellEnd"/>
-      <w:r>
-        <w:rPr>
-          <w:bCs/>
-          <w:sz w:val="28"/>
-          <w:szCs w:val="28"/>
-          <w:lang w:val="en"/>
-        </w:rPr>
-        <w:t xml:space="preserve"> ПЗ </w:t>
-      </w:r>
-      <w:proofErr w:type="spellStart"/>
-      <w:r>
-        <w:rPr>
-          <w:bCs/>
-          <w:sz w:val="28"/>
-          <w:szCs w:val="28"/>
-          <w:lang w:val="en"/>
-        </w:rPr>
-        <w:t>яке</w:t>
-      </w:r>
-      <w:proofErr w:type="spellEnd"/>
-      <w:r>
-        <w:rPr>
-          <w:bCs/>
-          <w:sz w:val="28"/>
-          <w:szCs w:val="28"/>
-          <w:lang w:val="en"/>
-        </w:rPr>
-        <w:t xml:space="preserve"> </w:t>
-      </w:r>
-      <w:proofErr w:type="spellStart"/>
-      <w:r>
-        <w:rPr>
-          <w:bCs/>
-          <w:sz w:val="28"/>
-          <w:szCs w:val="28"/>
-          <w:lang w:val="en"/>
-        </w:rPr>
-        <w:t>використовує</w:t>
-      </w:r>
-      <w:proofErr w:type="spellEnd"/>
-      <w:r>
-        <w:rPr>
-          <w:bCs/>
-          <w:sz w:val="28"/>
-          <w:szCs w:val="28"/>
-          <w:lang w:val="en"/>
-        </w:rPr>
-        <w:t xml:space="preserve"> </w:t>
-      </w:r>
-      <w:proofErr w:type="spellStart"/>
-      <w:r>
-        <w:rPr>
-          <w:bCs/>
-          <w:sz w:val="28"/>
-          <w:szCs w:val="28"/>
-          <w:lang w:val="en"/>
-        </w:rPr>
-        <w:t>вхідний</w:t>
-      </w:r>
-      <w:proofErr w:type="spellEnd"/>
-      <w:r>
-        <w:rPr>
-          <w:bCs/>
-          <w:sz w:val="28"/>
-          <w:szCs w:val="28"/>
-          <w:lang w:val="en"/>
-        </w:rPr>
-        <w:t xml:space="preserve"> </w:t>
-      </w:r>
-      <w:proofErr w:type="spellStart"/>
-      <w:r>
-        <w:rPr>
-          <w:bCs/>
-          <w:sz w:val="28"/>
-          <w:szCs w:val="28"/>
-          <w:lang w:val="en"/>
-        </w:rPr>
-        <w:t>датасет</w:t>
-      </w:r>
-      <w:proofErr w:type="spellEnd"/>
-      <w:r>
-        <w:rPr>
-          <w:bCs/>
-          <w:sz w:val="28"/>
-          <w:szCs w:val="28"/>
-          <w:lang w:val="en"/>
-        </w:rPr>
-        <w:t xml:space="preserve">, </w:t>
-      </w:r>
-      <w:proofErr w:type="spellStart"/>
-      <w:r>
-        <w:rPr>
-          <w:bCs/>
-          <w:sz w:val="28"/>
-          <w:szCs w:val="28"/>
-          <w:lang w:val="en"/>
-        </w:rPr>
-        <w:t>вчить</w:t>
-      </w:r>
-      <w:proofErr w:type="spellEnd"/>
-      <w:r>
-        <w:rPr>
-          <w:bCs/>
-          <w:sz w:val="28"/>
-          <w:szCs w:val="28"/>
-          <w:lang w:val="en"/>
-        </w:rPr>
-        <w:t xml:space="preserve"> на </w:t>
-      </w:r>
-      <w:proofErr w:type="spellStart"/>
-      <w:r>
-        <w:rPr>
-          <w:bCs/>
-          <w:sz w:val="28"/>
-          <w:szCs w:val="28"/>
-          <w:lang w:val="en"/>
-        </w:rPr>
-        <w:t>ньому</w:t>
-      </w:r>
-      <w:proofErr w:type="spellEnd"/>
-      <w:r>
-        <w:rPr>
-          <w:bCs/>
-          <w:sz w:val="28"/>
-          <w:szCs w:val="28"/>
-          <w:lang w:val="en"/>
-        </w:rPr>
-        <w:t xml:space="preserve"> </w:t>
-      </w:r>
-      <w:proofErr w:type="spellStart"/>
-      <w:r>
-        <w:rPr>
-          <w:bCs/>
-          <w:sz w:val="28"/>
-          <w:szCs w:val="28"/>
-          <w:lang w:val="en"/>
-        </w:rPr>
-        <w:t>алгоритм</w:t>
-      </w:r>
-      <w:proofErr w:type="spellEnd"/>
-      <w:r>
-        <w:rPr>
-          <w:bCs/>
-          <w:sz w:val="28"/>
-          <w:szCs w:val="28"/>
-          <w:lang w:val="en"/>
-        </w:rPr>
-        <w:t xml:space="preserve"> </w:t>
-      </w:r>
-      <w:proofErr w:type="spellStart"/>
-      <w:r>
-        <w:rPr>
-          <w:bCs/>
-          <w:sz w:val="28"/>
-          <w:szCs w:val="28"/>
-          <w:lang w:val="en"/>
-        </w:rPr>
-        <w:t>класифікації</w:t>
-      </w:r>
-      <w:proofErr w:type="spellEnd"/>
-      <w:r>
-        <w:rPr>
-          <w:bCs/>
-          <w:sz w:val="28"/>
-          <w:szCs w:val="28"/>
-          <w:lang w:val="en"/>
-        </w:rPr>
-        <w:t xml:space="preserve"> (</w:t>
-      </w:r>
-      <w:proofErr w:type="spellStart"/>
-      <w:r>
-        <w:rPr>
-          <w:bCs/>
-          <w:sz w:val="28"/>
-          <w:szCs w:val="28"/>
-          <w:lang w:val="en"/>
-        </w:rPr>
-        <w:t>логістична</w:t>
-      </w:r>
-      <w:proofErr w:type="spellEnd"/>
-      <w:r>
-        <w:rPr>
-          <w:bCs/>
-          <w:sz w:val="28"/>
-          <w:szCs w:val="28"/>
-          <w:lang w:val="en"/>
-        </w:rPr>
-        <w:t xml:space="preserve"> </w:t>
-      </w:r>
-      <w:proofErr w:type="spellStart"/>
-      <w:r>
-        <w:rPr>
-          <w:bCs/>
-          <w:sz w:val="28"/>
-          <w:szCs w:val="28"/>
-          <w:lang w:val="en"/>
-        </w:rPr>
-        <w:t>регресія</w:t>
-      </w:r>
-      <w:proofErr w:type="spellEnd"/>
-      <w:r>
-        <w:rPr>
-          <w:bCs/>
-          <w:sz w:val="28"/>
-          <w:szCs w:val="28"/>
-          <w:lang w:val="en"/>
-        </w:rPr>
-        <w:t xml:space="preserve">), </w:t>
-      </w:r>
-      <w:proofErr w:type="spellStart"/>
-      <w:r>
-        <w:rPr>
-          <w:bCs/>
-          <w:sz w:val="28"/>
-          <w:szCs w:val="28"/>
-          <w:lang w:val="en"/>
-        </w:rPr>
-        <w:t>потім</w:t>
-      </w:r>
-      <w:proofErr w:type="spellEnd"/>
-      <w:r>
-        <w:rPr>
-          <w:bCs/>
-          <w:sz w:val="28"/>
-          <w:szCs w:val="28"/>
-          <w:lang w:val="en"/>
-        </w:rPr>
-        <w:t xml:space="preserve"> </w:t>
-      </w:r>
-      <w:proofErr w:type="spellStart"/>
-      <w:r>
-        <w:rPr>
-          <w:bCs/>
-          <w:sz w:val="28"/>
-          <w:szCs w:val="28"/>
-          <w:lang w:val="en"/>
-        </w:rPr>
-        <w:t>демонструє</w:t>
-      </w:r>
-      <w:proofErr w:type="spellEnd"/>
-      <w:r>
-        <w:rPr>
-          <w:bCs/>
-          <w:sz w:val="28"/>
-          <w:szCs w:val="28"/>
-          <w:lang w:val="en"/>
-        </w:rPr>
-        <w:t xml:space="preserve"> </w:t>
-      </w:r>
-      <w:proofErr w:type="spellStart"/>
-      <w:r>
-        <w:rPr>
-          <w:bCs/>
-          <w:sz w:val="28"/>
-          <w:szCs w:val="28"/>
-          <w:lang w:val="en"/>
-        </w:rPr>
-        <w:t>результати</w:t>
-      </w:r>
-      <w:proofErr w:type="spellEnd"/>
-      <w:r>
-        <w:rPr>
-          <w:bCs/>
-          <w:sz w:val="28"/>
-          <w:szCs w:val="28"/>
-          <w:lang w:val="en"/>
-        </w:rPr>
-        <w:t xml:space="preserve"> </w:t>
-      </w:r>
-      <w:proofErr w:type="spellStart"/>
-      <w:r>
-        <w:rPr>
-          <w:bCs/>
-          <w:sz w:val="28"/>
-          <w:szCs w:val="28"/>
-          <w:lang w:val="en"/>
-        </w:rPr>
-        <w:t>порівняння</w:t>
-      </w:r>
-      <w:proofErr w:type="spellEnd"/>
-      <w:r>
-        <w:rPr>
-          <w:bCs/>
-          <w:sz w:val="28"/>
-          <w:szCs w:val="28"/>
-          <w:lang w:val="en"/>
-        </w:rPr>
-        <w:t xml:space="preserve"> </w:t>
-      </w:r>
-      <w:proofErr w:type="spellStart"/>
-      <w:r>
-        <w:rPr>
-          <w:bCs/>
-          <w:sz w:val="28"/>
-          <w:szCs w:val="28"/>
-          <w:lang w:val="en"/>
-        </w:rPr>
-        <w:t>роботи</w:t>
-      </w:r>
-      <w:proofErr w:type="spellEnd"/>
-      <w:r>
-        <w:rPr>
-          <w:bCs/>
-          <w:sz w:val="28"/>
-          <w:szCs w:val="28"/>
-          <w:lang w:val="en"/>
-        </w:rPr>
-        <w:t xml:space="preserve"> </w:t>
-      </w:r>
-      <w:proofErr w:type="spellStart"/>
-      <w:r>
-        <w:rPr>
-          <w:bCs/>
-          <w:sz w:val="28"/>
-          <w:szCs w:val="28"/>
-          <w:lang w:val="en"/>
-        </w:rPr>
-        <w:t>навченої</w:t>
-      </w:r>
-      <w:proofErr w:type="spellEnd"/>
-      <w:r>
-        <w:rPr>
-          <w:bCs/>
-          <w:sz w:val="28"/>
-          <w:szCs w:val="28"/>
-          <w:lang w:val="en"/>
-        </w:rPr>
-        <w:t xml:space="preserve"> </w:t>
-      </w:r>
-      <w:proofErr w:type="spellStart"/>
-      <w:r>
-        <w:rPr>
-          <w:bCs/>
-          <w:sz w:val="28"/>
-          <w:szCs w:val="28"/>
-          <w:lang w:val="en"/>
-        </w:rPr>
-        <w:t>моделі</w:t>
-      </w:r>
-      <w:proofErr w:type="spellEnd"/>
-      <w:r>
-        <w:rPr>
-          <w:bCs/>
-          <w:sz w:val="28"/>
-          <w:szCs w:val="28"/>
-          <w:lang w:val="en"/>
-        </w:rPr>
-        <w:t xml:space="preserve"> з test </w:t>
-      </w:r>
-      <w:proofErr w:type="spellStart"/>
-      <w:r>
-        <w:rPr>
-          <w:bCs/>
-          <w:sz w:val="28"/>
-          <w:szCs w:val="28"/>
-          <w:lang w:val="en"/>
-        </w:rPr>
-        <w:t>датасет</w:t>
-      </w:r>
-      <w:proofErr w:type="spellEnd"/>
+        <w:t>Розробити ПЗ яке використовує вхідний датасет, вчить на ньому алгоритм класифікації (логістична регресія), потім демонструє результати порівняння роботи навченої моделі з test датасет</w:t>
+      </w:r>
       <w:r>
         <w:rPr>
           <w:bCs/>
@@ -2801,20 +1443,8 @@
           <w:szCs w:val="28"/>
           <w:lang w:val="uk-UA"/>
         </w:rPr>
-        <w:t xml:space="preserve">Бізнес-задача та обґрунтування вибору </w:t>
-      </w:r>
-      <w:proofErr w:type="spellStart"/>
-      <w:r>
-        <w:rPr>
-          <w:i/>
-          <w:iCs/>
-          <w:sz w:val="28"/>
-          <w:szCs w:val="28"/>
-          <w:lang w:val="uk-UA"/>
-        </w:rPr>
-        <w:t>датасету</w:t>
-      </w:r>
-      <w:proofErr w:type="spellEnd"/>
+        <w:t>Бізнес-задача та обґрунтування вибору датасету</w:t>
+      </w:r>
     </w:p>
     <w:p>
       <w:pPr>
@@ -2837,19 +1467,8 @@
           <w:sz w:val="28"/>
           <w:szCs w:val="28"/>
         </w:rPr>
-        <w:t>Бізнес-</w:t>
-      </w:r>
-      <w:proofErr w:type="spellStart"/>
-      <w:r>
-        <w:rPr>
-          <w:i/>
-          <w:iCs/>
-          <w:sz w:val="28"/>
-          <w:szCs w:val="28"/>
-        </w:rPr>
-        <w:t>задача</w:t>
-      </w:r>
-      <w:proofErr w:type="spellEnd"/>
+        <w:t>Бізнес-задача</w:t>
+      </w:r>
     </w:p>
     <w:p>
       <w:pPr>
@@ -2869,7 +1488,7 @@
           <w:szCs w:val="28"/>
           <w:lang w:val="uk-UA"/>
         </w:rPr>
-        <w:t xml:space="preserve">У сучасній виноробній індустрії якість продукції має вирішальне значення для конкурентоспроможності виробника. Традиційно якість вина оцінюється експертами-дегустаторами, проте цей процес є дорогим, тривалим і суб’єктивним. </w:t>
+        <w:t xml:space="preserve">У сучасній виноробній індустрії якість продукції має вирішальне значення для конкурентоспроможності виробника. Традиційно якість вина оцінюється експертами-дегустаторами, проте цей процес є дорогим, тривалим і суб’єктивним. Бізнес-цілі полягають у створенні програмного забезпечення, яке дозволяє на </w:t>
       </w:r>
       <w:r>
         <w:rPr>
@@ -2878,25 +1497,7 @@
           <w:lang w:val="uk-UA"/>
         </w:rPr>
         <w:lastRenderedPageBreak/>
-        <w:t xml:space="preserve">Бізнес-цілі полягають у створенні програмного забезпечення, яке дозволяє на основі фізико-хімічних показників вина (кислотність, вміст цукру, </w:t>
-      </w:r>
-      <w:proofErr w:type="spellStart"/>
-      <w:r>
-        <w:rPr>
-          <w:sz w:val="28"/>
-          <w:szCs w:val="28"/>
-          <w:lang w:val="uk-UA"/>
-        </w:rPr>
-        <w:t>рН</w:t>
-      </w:r>
-      <w:proofErr w:type="spellEnd"/>
-      <w:r>
-        <w:rPr>
-          <w:sz w:val="28"/>
-          <w:szCs w:val="28"/>
-          <w:lang w:val="uk-UA"/>
-        </w:rPr>
-        <w:t>, концентрація сульфатів, рівень алкоголю тощо) автоматично прогнозувати його якість.</w:t>
+        <w:t>основі фізико-хімічних показників вина (кислотність, вміст цукру, рН, концентрація сульфатів, рівень алкоголю тощо) автоматично прогнозувати його якість.</w:t>
       </w:r>
     </w:p>
     <w:p>
@@ -2917,25 +1518,7 @@
           <w:szCs w:val="28"/>
           <w:lang w:val="uk-UA"/>
         </w:rPr>
-        <w:t xml:space="preserve">У рамках завдання можна виділити дві </w:t>
-      </w:r>
-      <w:proofErr w:type="spellStart"/>
-      <w:r>
-        <w:rPr>
-          <w:sz w:val="28"/>
-          <w:szCs w:val="28"/>
-          <w:lang w:val="uk-UA"/>
-        </w:rPr>
-        <w:t>підзадачі</w:t>
-      </w:r>
-      <w:proofErr w:type="spellEnd"/>
-      <w:r>
-        <w:rPr>
-          <w:sz w:val="28"/>
-          <w:szCs w:val="28"/>
-          <w:lang w:val="uk-UA"/>
-        </w:rPr>
-        <w:t>, які безпосередньо відповідають вимогам лабораторної роботи:</w:t>
+        <w:t>У рамках завдання можна виділити дві підзадачі, які безпосередньо відповідають вимогам лабораторної роботи:</w:t>
       </w:r>
     </w:p>
     <w:p>
@@ -2984,25 +1567,7 @@
           <w:szCs w:val="28"/>
           <w:lang w:val="uk-UA"/>
         </w:rPr>
-        <w:t xml:space="preserve">Використання поліноміальної регресії для моделювання нелінійних </w:t>
-      </w:r>
-      <w:proofErr w:type="spellStart"/>
-      <w:r>
-        <w:rPr>
-          <w:sz w:val="28"/>
-          <w:szCs w:val="28"/>
-          <w:lang w:val="uk-UA"/>
-        </w:rPr>
-        <w:t>залежностей</w:t>
-      </w:r>
-      <w:proofErr w:type="spellEnd"/>
-      <w:r>
-        <w:rPr>
-          <w:sz w:val="28"/>
-          <w:szCs w:val="28"/>
-          <w:lang w:val="uk-UA"/>
-        </w:rPr>
-        <w:t xml:space="preserve"> між показниками (наприклад, взаємодія алкоголю і кислотності).</w:t>
+        <w:t>Використання поліноміальної регресії для моделювання нелінійних залежностей між показниками (наприклад, взаємодія алкоголю і кислотності).</w:t>
       </w:r>
     </w:p>
     <w:p>
@@ -3026,61 +1591,7 @@
           <w:szCs w:val="28"/>
           <w:lang w:val="uk-UA"/>
         </w:rPr>
-        <w:t xml:space="preserve">Використання </w:t>
-      </w:r>
-      <w:proofErr w:type="spellStart"/>
-      <w:r>
-        <w:rPr>
-          <w:sz w:val="28"/>
-          <w:szCs w:val="28"/>
-          <w:lang w:val="uk-UA"/>
-        </w:rPr>
-        <w:t>Elastic</w:t>
-      </w:r>
-      <w:proofErr w:type="spellEnd"/>
-      <w:r>
-        <w:rPr>
-          <w:sz w:val="28"/>
-          <w:szCs w:val="28"/>
-          <w:lang w:val="uk-UA"/>
-        </w:rPr>
-        <w:t xml:space="preserve"> </w:t>
-      </w:r>
-      <w:proofErr w:type="spellStart"/>
-      <w:r>
-        <w:rPr>
-          <w:sz w:val="28"/>
-          <w:szCs w:val="28"/>
-          <w:lang w:val="uk-UA"/>
-        </w:rPr>
-        <w:t>Net</w:t>
-      </w:r>
-      <w:proofErr w:type="spellEnd"/>
-      <w:r>
-        <w:rPr>
-          <w:sz w:val="28"/>
-          <w:szCs w:val="28"/>
-          <w:lang w:val="uk-UA"/>
-        </w:rPr>
-        <w:t xml:space="preserve"> регресії для відбору найбільш значущих факторів серед великої кількості ознак і уникнення </w:t>
-      </w:r>
-      <w:proofErr w:type="spellStart"/>
-      <w:r>
-        <w:rPr>
-          <w:sz w:val="28"/>
-          <w:szCs w:val="28"/>
-          <w:lang w:val="uk-UA"/>
-        </w:rPr>
-        <w:t>переобучення</w:t>
-      </w:r>
-      <w:proofErr w:type="spellEnd"/>
-      <w:r>
-        <w:rPr>
-          <w:sz w:val="28"/>
-          <w:szCs w:val="28"/>
-          <w:lang w:val="uk-UA"/>
-        </w:rPr>
-        <w:t>.</w:t>
+        <w:t>Використання Elastic Net регресії для відбору найбільш значущих факторів серед великої кількості ознак і уникнення переобучення.</w:t>
       </w:r>
     </w:p>
     <w:p>
@@ -3202,20 +1713,8 @@
           <w:szCs w:val="28"/>
           <w:lang w:val="uk-UA"/>
         </w:rPr>
-        <w:t xml:space="preserve">Обґрунтування вибору </w:t>
-      </w:r>
-      <w:proofErr w:type="spellStart"/>
-      <w:r>
-        <w:rPr>
-          <w:i/>
-          <w:iCs/>
-          <w:sz w:val="28"/>
-          <w:szCs w:val="28"/>
-          <w:lang w:val="uk-UA"/>
-        </w:rPr>
-        <w:t>датасету</w:t>
-      </w:r>
-      <w:proofErr w:type="spellEnd"/>
+        <w:t>Обґрунтування вибору датасету</w:t>
+      </w:r>
     </w:p>
     <w:p>
       <w:pPr>
@@ -3238,7 +1737,6 @@
         <w:t xml:space="preserve">Для реалізації описаної бізнес-задачі обрано </w:t>
       </w:r>
       <w:hyperlink r:id="rId8" w:history="1">
-        <w:proofErr w:type="spellStart"/>
         <w:r>
           <w:rPr>
             <w:rStyle w:val="30"/>
@@ -3249,73 +1747,8 @@
             <w:u w:val="single"/>
             <w:lang w:val="uk-UA"/>
           </w:rPr>
-          <w:t>Wine</w:t>
+          <w:t>Wine Quality Dataset</w:t>
         </w:r>
-        <w:proofErr w:type="spellEnd"/>
-        <w:r>
-          <w:rPr>
-            <w:rStyle w:val="30"/>
-            <w:b w:val="0"/>
-            <w:bCs w:val="0"/>
-            <w:sz w:val="28"/>
-            <w:szCs w:val="36"/>
-            <w:u w:val="single"/>
-            <w:lang w:val="uk-UA"/>
-          </w:rPr>
-          <w:t xml:space="preserve"> </w:t>
-        </w:r>
-        <w:proofErr w:type="spellStart"/>
-        <w:r>
-          <w:rPr>
-            <w:rStyle w:val="30"/>
-            <w:b w:val="0"/>
-            <w:bCs w:val="0"/>
-            <w:sz w:val="28"/>
-            <w:szCs w:val="36"/>
-            <w:u w:val="single"/>
-            <w:lang w:val="uk-UA"/>
-          </w:rPr>
-          <w:t>Q</w:t>
-        </w:r>
-        <w:r>
-          <w:rPr>
-            <w:rStyle w:val="30"/>
-            <w:b w:val="0"/>
-            <w:bCs w:val="0"/>
-            <w:sz w:val="28"/>
-            <w:szCs w:val="36"/>
-            <w:u w:val="single"/>
-            <w:lang w:val="uk-UA"/>
-          </w:rPr>
-          <w:t>uality</w:t>
-        </w:r>
-        <w:proofErr w:type="spellEnd"/>
-        <w:r>
-          <w:rPr>
-            <w:rStyle w:val="30"/>
-            <w:b w:val="0"/>
-            <w:bCs w:val="0"/>
-            <w:sz w:val="28"/>
-            <w:szCs w:val="36"/>
-            <w:u w:val="single"/>
-            <w:lang w:val="uk-UA"/>
-          </w:rPr>
-          <w:t xml:space="preserve"> </w:t>
-        </w:r>
-        <w:proofErr w:type="spellStart"/>
-        <w:r>
-          <w:rPr>
-            <w:rStyle w:val="30"/>
-            <w:b w:val="0"/>
-            <w:bCs w:val="0"/>
-            <w:sz w:val="28"/>
-            <w:szCs w:val="36"/>
-            <w:u w:val="single"/>
-            <w:lang w:val="uk-UA"/>
-          </w:rPr>
-          <w:t>Dataset</w:t>
-        </w:r>
-        <w:proofErr w:type="spellEnd"/>
       </w:hyperlink>
       <w:r>
         <w:rPr>
@@ -3393,62 +1826,16 @@
           <w:szCs w:val="28"/>
           <w:lang w:val="uk-UA"/>
         </w:rPr>
+        <w:t xml:space="preserve">11 числових ознак, які описують хімічні характеристики вина. Це створює як можливості для пошуку нелінійних залежностей </w:t>
+      </w:r>
+      <w:r>
+        <w:rPr>
+          <w:sz w:val="28"/>
+          <w:szCs w:val="28"/>
+          <w:lang w:val="uk-UA"/>
+        </w:rPr>
         <w:lastRenderedPageBreak/>
-        <w:t xml:space="preserve">11 числових ознак, які описують хімічні характеристики вина. Це створює як можливості для пошуку нелінійних </w:t>
-      </w:r>
-      <w:proofErr w:type="spellStart"/>
-      <w:r>
-        <w:rPr>
-          <w:sz w:val="28"/>
-          <w:szCs w:val="28"/>
-          <w:lang w:val="uk-UA"/>
-        </w:rPr>
-        <w:t>залежностей</w:t>
-      </w:r>
-      <w:proofErr w:type="spellEnd"/>
-      <w:r>
-        <w:rPr>
-          <w:sz w:val="28"/>
-          <w:szCs w:val="28"/>
-          <w:lang w:val="uk-UA"/>
-        </w:rPr>
-        <w:t xml:space="preserve"> (поліноміальна регресія), так і потребу у відборі релевантних змінних (</w:t>
-      </w:r>
-      <w:proofErr w:type="spellStart"/>
-      <w:r>
-        <w:rPr>
-          <w:sz w:val="28"/>
-          <w:szCs w:val="28"/>
-          <w:lang w:val="uk-UA"/>
-        </w:rPr>
-        <w:t>Elastic</w:t>
-      </w:r>
-      <w:proofErr w:type="spellEnd"/>
-      <w:r>
-        <w:rPr>
-          <w:sz w:val="28"/>
-          <w:szCs w:val="28"/>
-          <w:lang w:val="uk-UA"/>
-        </w:rPr>
-        <w:t xml:space="preserve"> </w:t>
-      </w:r>
-      <w:proofErr w:type="spellStart"/>
-      <w:r>
-        <w:rPr>
-          <w:sz w:val="28"/>
-          <w:szCs w:val="28"/>
-          <w:lang w:val="uk-UA"/>
-        </w:rPr>
-        <w:t>Net</w:t>
-      </w:r>
-      <w:proofErr w:type="spellEnd"/>
-      <w:r>
-        <w:rPr>
-          <w:sz w:val="28"/>
-          <w:szCs w:val="28"/>
-          <w:lang w:val="uk-UA"/>
-        </w:rPr>
-        <w:t>).</w:t>
+        <w:t>(поліноміальна регресія), так і потребу у відборі релевантних змінних (Elastic Net).</w:t>
       </w:r>
     </w:p>
     <w:p>
@@ -3530,97 +1917,7 @@
           <w:szCs w:val="28"/>
           <w:lang w:val="uk-UA"/>
         </w:rPr>
-        <w:t xml:space="preserve"> використання </w:t>
-      </w:r>
-      <w:proofErr w:type="spellStart"/>
-      <w:r>
-        <w:rPr>
-          <w:sz w:val="28"/>
-          <w:szCs w:val="28"/>
-          <w:lang w:val="uk-UA"/>
-        </w:rPr>
-        <w:t>Wine</w:t>
-      </w:r>
-      <w:proofErr w:type="spellEnd"/>
-      <w:r>
-        <w:rPr>
-          <w:sz w:val="28"/>
-          <w:szCs w:val="28"/>
-          <w:lang w:val="uk-UA"/>
-        </w:rPr>
-        <w:t xml:space="preserve"> </w:t>
-      </w:r>
-      <w:proofErr w:type="spellStart"/>
-      <w:r>
-        <w:rPr>
-          <w:sz w:val="28"/>
-          <w:szCs w:val="28"/>
-          <w:lang w:val="uk-UA"/>
-        </w:rPr>
-        <w:t>Quality</w:t>
-      </w:r>
-      <w:proofErr w:type="spellEnd"/>
-      <w:r>
-        <w:rPr>
-          <w:sz w:val="28"/>
-          <w:szCs w:val="28"/>
-          <w:lang w:val="uk-UA"/>
-        </w:rPr>
-        <w:t xml:space="preserve"> </w:t>
-      </w:r>
-      <w:proofErr w:type="spellStart"/>
-      <w:r>
-        <w:rPr>
-          <w:sz w:val="28"/>
-          <w:szCs w:val="28"/>
-          <w:lang w:val="uk-UA"/>
-        </w:rPr>
-        <w:t>Dataset</w:t>
-      </w:r>
-      <w:proofErr w:type="spellEnd"/>
-      <w:r>
-        <w:rPr>
-          <w:sz w:val="28"/>
-          <w:szCs w:val="28"/>
-          <w:lang w:val="uk-UA"/>
-        </w:rPr>
-        <w:t xml:space="preserve"> є доцільним, оскільки воно дає можливість продемонструвати роботу алгоритмів поліноміальної регресії, </w:t>
-      </w:r>
-      <w:proofErr w:type="spellStart"/>
-      <w:r>
-        <w:rPr>
-          <w:sz w:val="28"/>
-          <w:szCs w:val="28"/>
-          <w:lang w:val="uk-UA"/>
-        </w:rPr>
-        <w:t>Elastic</w:t>
-      </w:r>
-      <w:proofErr w:type="spellEnd"/>
-      <w:r>
-        <w:rPr>
-          <w:sz w:val="28"/>
-          <w:szCs w:val="28"/>
-          <w:lang w:val="uk-UA"/>
-        </w:rPr>
-        <w:t xml:space="preserve"> </w:t>
-      </w:r>
-      <w:proofErr w:type="spellStart"/>
-      <w:r>
-        <w:rPr>
-          <w:sz w:val="28"/>
-          <w:szCs w:val="28"/>
-          <w:lang w:val="uk-UA"/>
-        </w:rPr>
-        <w:t>Net</w:t>
-      </w:r>
-      <w:proofErr w:type="spellEnd"/>
-      <w:r>
-        <w:rPr>
-          <w:sz w:val="28"/>
-          <w:szCs w:val="28"/>
-          <w:lang w:val="uk-UA"/>
-        </w:rPr>
-        <w:t xml:space="preserve"> і логістичної регресії на практичній бізнес-проблемі, яка має високу прикладну цінність для харчової промисловості.</w:t>
+        <w:t xml:space="preserve"> використання Wine Quality Dataset є доцільним, оскільки воно дає можливість продемонструвати роботу алгоритмів поліноміальної регресії, Elastic Net і логістичної регресії на практичній бізнес-проблемі, яка має високу прикладну цінність для харчової промисловості.</w:t>
       </w:r>
     </w:p>
     <w:p>
@@ -10017,6 +8314,7 @@
   <w:style w:type="character" w:default="1" w:styleId="a0">
     <w:name w:val="Default Paragraph Font"/>
     <w:uiPriority w:val="1"/>
+    <w:semiHidden/>
     <w:unhideWhenUsed/>
   </w:style>
   <w:style w:type="table" w:default="1" w:styleId="a1">

--- a/AI/AI_01.docx
+++ b/AI/AI_01.docx
@@ -359,7 +359,7 @@
           <w:i/>
           <w:sz w:val="28"/>
           <w:szCs w:val="28"/>
-          <w:lang w:val="en"/>
+          <w:lang w:val="uk-UA"/>
         </w:rPr>
         <w:t>Вирішення класичних задач аналітики передбачення</w:t>
       </w:r>
@@ -681,7 +681,7 @@
           <w:szCs w:val="28"/>
           <w:lang w:val="uk-UA"/>
         </w:rPr>
-        <w:t>ла</w:t>
+        <w:t>в</w:t>
       </w:r>
       <w:r>
         <w:rPr>
@@ -754,6 +754,7 @@
           <w:bCs/>
           <w:sz w:val="28"/>
           <w:szCs w:val="28"/>
+          <w:lang w:val="uk-UA"/>
         </w:rPr>
         <w:t> </w:t>
       </w:r>
@@ -985,7 +986,7 @@
         <w:rPr>
           <w:sz w:val="28"/>
           <w:szCs w:val="28"/>
-          <w:lang w:val="en"/>
+          <w:lang w:val="uk-UA"/>
         </w:rPr>
         <w:t>Вирішення класичних задач аналітики передбачення</w:t>
       </w:r>
@@ -1031,7 +1032,7 @@
         <w:rPr>
           <w:sz w:val="28"/>
           <w:szCs w:val="28"/>
-          <w:lang w:val="en"/>
+          <w:lang w:val="uk-UA"/>
         </w:rPr>
         <w:t>Отримати практичні навички роботи з класичним машинним навчанням використовуючи алгоритми регресії і класифікації</w:t>
       </w:r>
@@ -1111,6 +1112,7 @@
           <w:color w:val="000000"/>
           <w:sz w:val="28"/>
           <w:szCs w:val="28"/>
+          <w:lang w:val="uk-UA"/>
         </w:rPr>
       </w:pPr>
       <w:r>
@@ -1221,7 +1223,7 @@
           <w:rFonts w:ascii="Times New Roman" w:hAnsi="Times New Roman"/>
           <w:sz w:val="28"/>
           <w:szCs w:val="28"/>
-          <w:lang w:val="en"/>
+          <w:lang w:val="uk-UA"/>
         </w:rPr>
         <w:t>Розробити ПЗ яке використовує вхідний датасет, вчить на ньому алгоритм поліноміальної регресії, потім демонструє результати порівняння роботи навченої моделі з test датасет</w:t>
       </w:r>
@@ -1257,18 +1259,9 @@
           <w:rFonts w:ascii="Times New Roman" w:hAnsi="Times New Roman"/>
           <w:sz w:val="28"/>
           <w:szCs w:val="28"/>
-          <w:lang w:val="en"/>
-        </w:rPr>
-        <w:t>Зробити аналогічне до пункту 1, але на базі алгоритму Elastic Net</w:t>
-      </w:r>
-      <w:r>
-        <w:rPr>
-          <w:rFonts w:ascii="Times New Roman" w:hAnsi="Times New Roman"/>
-          <w:sz w:val="28"/>
-          <w:szCs w:val="28"/>
-          <w:lang w:val="uk-UA"/>
-        </w:rPr>
-        <w:t>.</w:t>
+          <w:lang w:val="uk-UA"/>
+        </w:rPr>
+        <w:t>Зробити аналогічне до пункту 1, але на базі алгоритму Elastic Net.</w:t>
       </w:r>
     </w:p>
     <w:p>
@@ -1282,12 +1275,14 @@
         <w:rPr>
           <w:sz w:val="28"/>
           <w:szCs w:val="28"/>
-        </w:rPr>
-      </w:pPr>
-      <w:r>
-        <w:rPr>
-          <w:sz w:val="28"/>
-          <w:szCs w:val="28"/>
+          <w:lang w:val="uk-UA"/>
+        </w:rPr>
+      </w:pPr>
+      <w:r>
+        <w:rPr>
+          <w:sz w:val="28"/>
+          <w:szCs w:val="28"/>
+          <w:lang w:val="uk-UA"/>
         </w:rPr>
         <w:t>Зробити звіти порівняння отриманих результатів двома регресіями і сформулювати головні три висновки</w:t>
       </w:r>
@@ -1320,16 +1315,7 @@
           <w:szCs w:val="28"/>
           <w:lang w:val="uk-UA"/>
         </w:rPr>
-        <w:t>Підзадача №</w:t>
-      </w:r>
-      <w:r>
-        <w:rPr>
-          <w:bCs/>
-          <w:sz w:val="28"/>
-          <w:szCs w:val="28"/>
-          <w:lang w:val="uk-UA"/>
-        </w:rPr>
-        <w:t>2</w:t>
+        <w:t>Підзадача №2</w:t>
       </w:r>
     </w:p>
     <w:p>
@@ -1352,25 +1338,7 @@
           <w:szCs w:val="28"/>
           <w:lang w:val="uk-UA"/>
         </w:rPr>
-        <w:t xml:space="preserve">1. </w:t>
-      </w:r>
-      <w:r>
-        <w:rPr>
-          <w:bCs/>
-          <w:sz w:val="28"/>
-          <w:szCs w:val="28"/>
-          <w:lang w:val="en"/>
-        </w:rPr>
-        <w:t>Розробити ПЗ яке використовує вхідний датасет, вчить на ньому алгоритм класифікації (логістична регресія), потім демонструє результати порівняння роботи навченої моделі з test датасет</w:t>
-      </w:r>
-      <w:r>
-        <w:rPr>
-          <w:bCs/>
-          <w:sz w:val="28"/>
-          <w:szCs w:val="28"/>
-          <w:lang w:val="uk-UA"/>
-        </w:rPr>
-        <w:t>.</w:t>
+        <w:t>1. Розробити ПЗ яке використовує вхідний датасет, вчить на ньому алгоритм класифікації (логістична регресія), потім демонструє результати порівняння роботи навченої моделі з test датасет.</w:t>
       </w:r>
     </w:p>
     <w:p>
@@ -1445,6 +1413,16 @@
         </w:rPr>
         <w:t>Бізнес-задача та обґрунтування вибору датасету</w:t>
       </w:r>
+      <w:r>
+        <w:rPr>
+          <w:i/>
+          <w:iCs/>
+          <w:sz w:val="28"/>
+          <w:szCs w:val="28"/>
+          <w:lang w:val="uk-UA"/>
+        </w:rPr>
+        <w:t>.</w:t>
+      </w:r>
     </w:p>
     <w:p>
       <w:pPr>
@@ -1453,433 +1431,30 @@
         <w:ind w:firstLine="709"/>
         <w:jc w:val="both"/>
         <w:rPr>
-          <w:i/>
-          <w:iCs/>
-          <w:sz w:val="28"/>
-          <w:szCs w:val="28"/>
-          <w:lang w:val="uk-UA"/>
-        </w:rPr>
-      </w:pPr>
-      <w:r>
-        <w:rPr>
-          <w:i/>
-          <w:iCs/>
-          <w:sz w:val="28"/>
-          <w:szCs w:val="28"/>
-        </w:rPr>
-        <w:t>Бізнес-задача</w:t>
-      </w:r>
-    </w:p>
-    <w:p>
-      <w:pPr>
-        <w:shd w:val="solid" w:color="FFFFFF" w:fill="FFFFFF"/>
-        <w:spacing w:line="360" w:lineRule="auto"/>
-        <w:ind w:firstLine="709"/>
-        <w:jc w:val="both"/>
-        <w:rPr>
-          <w:sz w:val="28"/>
-          <w:szCs w:val="28"/>
-          <w:lang w:val="uk-UA"/>
-        </w:rPr>
-      </w:pPr>
-      <w:r>
-        <w:rPr>
-          <w:sz w:val="28"/>
-          <w:szCs w:val="28"/>
-          <w:lang w:val="uk-UA"/>
-        </w:rPr>
-        <w:t xml:space="preserve">У сучасній виноробній індустрії якість продукції має вирішальне значення для конкурентоспроможності виробника. Традиційно якість вина оцінюється експертами-дегустаторами, проте цей процес є дорогим, тривалим і суб’єктивним. Бізнес-цілі полягають у створенні програмного забезпечення, яке дозволяє на </w:t>
-      </w:r>
-      <w:r>
-        <w:rPr>
-          <w:sz w:val="28"/>
-          <w:szCs w:val="28"/>
-          <w:lang w:val="uk-UA"/>
-        </w:rPr>
-        <w:lastRenderedPageBreak/>
-        <w:t>основі фізико-хімічних показників вина (кислотність, вміст цукру, рН, концентрація сульфатів, рівень алкоголю тощо) автоматично прогнозувати його якість.</w:t>
-      </w:r>
-    </w:p>
-    <w:p>
-      <w:pPr>
-        <w:shd w:val="solid" w:color="FFFFFF" w:fill="FFFFFF"/>
-        <w:spacing w:line="360" w:lineRule="auto"/>
-        <w:ind w:firstLine="709"/>
-        <w:jc w:val="both"/>
-        <w:rPr>
-          <w:sz w:val="28"/>
-          <w:szCs w:val="28"/>
-          <w:lang w:val="uk-UA"/>
-        </w:rPr>
-      </w:pPr>
-      <w:r>
-        <w:rPr>
-          <w:sz w:val="28"/>
-          <w:szCs w:val="28"/>
-          <w:lang w:val="uk-UA"/>
-        </w:rPr>
-        <w:t>У рамках завдання можна виділити дві підзадачі, які безпосередньо відповідають вимогам лабораторної роботи:</w:t>
-      </w:r>
-    </w:p>
-    <w:p>
-      <w:pPr>
-        <w:numPr>
-          <w:ilvl w:val="0"/>
-          <w:numId w:val="44"/>
-        </w:numPr>
-        <w:shd w:val="solid" w:color="FFFFFF" w:fill="FFFFFF"/>
-        <w:spacing w:line="360" w:lineRule="auto"/>
-        <w:ind w:left="1276" w:hanging="567"/>
-        <w:jc w:val="both"/>
-        <w:rPr>
-          <w:sz w:val="28"/>
-          <w:szCs w:val="28"/>
-          <w:lang w:val="uk-UA"/>
-        </w:rPr>
-      </w:pPr>
-      <w:r>
-        <w:rPr>
-          <w:sz w:val="28"/>
-          <w:szCs w:val="28"/>
-          <w:lang w:val="uk-UA"/>
-        </w:rPr>
-        <w:t>Регресійна аналітика</w:t>
-      </w:r>
-    </w:p>
-    <w:p>
-      <w:pPr>
-        <w:numPr>
-          <w:ilvl w:val="1"/>
-          <w:numId w:val="47"/>
-        </w:numPr>
-        <w:shd w:val="solid" w:color="FFFFFF" w:fill="FFFFFF"/>
-        <w:spacing w:line="360" w:lineRule="auto"/>
-        <w:jc w:val="both"/>
-        <w:rPr>
-          <w:sz w:val="28"/>
-          <w:szCs w:val="28"/>
-          <w:lang w:val="uk-UA"/>
-        </w:rPr>
-      </w:pPr>
-      <w:r>
-        <w:rPr>
-          <w:sz w:val="28"/>
-          <w:szCs w:val="28"/>
-          <w:lang w:val="uk-UA"/>
-        </w:rPr>
-        <w:t>Використання поліноміальної регресії для моделювання нелінійних залежностей між показниками (наприклад, взаємодія алкоголю і кислотності).</w:t>
-      </w:r>
-    </w:p>
-    <w:p>
-      <w:pPr>
-        <w:numPr>
-          <w:ilvl w:val="1"/>
-          <w:numId w:val="47"/>
-        </w:numPr>
-        <w:shd w:val="solid" w:color="FFFFFF" w:fill="FFFFFF"/>
-        <w:spacing w:line="360" w:lineRule="auto"/>
-        <w:jc w:val="both"/>
-        <w:rPr>
-          <w:sz w:val="28"/>
-          <w:szCs w:val="28"/>
-          <w:lang w:val="uk-UA"/>
-        </w:rPr>
-      </w:pPr>
-      <w:r>
-        <w:rPr>
-          <w:sz w:val="28"/>
-          <w:szCs w:val="28"/>
-          <w:lang w:val="uk-UA"/>
-        </w:rPr>
-        <w:t>Використання Elastic Net регресії для відбору найбільш значущих факторів серед великої кількості ознак і уникнення переобучення.</w:t>
-      </w:r>
-    </w:p>
-    <w:p>
-      <w:pPr>
-        <w:numPr>
-          <w:ilvl w:val="1"/>
-          <w:numId w:val="47"/>
-        </w:numPr>
-        <w:shd w:val="solid" w:color="FFFFFF" w:fill="FFFFFF"/>
-        <w:spacing w:line="360" w:lineRule="auto"/>
-        <w:jc w:val="both"/>
-        <w:rPr>
-          <w:sz w:val="28"/>
-          <w:szCs w:val="28"/>
-          <w:lang w:val="uk-UA"/>
-        </w:rPr>
-      </w:pPr>
-      <w:r>
-        <w:rPr>
-          <w:sz w:val="28"/>
-          <w:szCs w:val="28"/>
-          <w:lang w:val="uk-UA"/>
-        </w:rPr>
-        <w:t>Бізнес-результат: можливість передбачити числовий рейтинг вина (від 0 до 10), що дозволить виробнику контролювати якість ще на етапі виробництва.</w:t>
-      </w:r>
-    </w:p>
-    <w:p>
-      <w:pPr>
-        <w:numPr>
-          <w:ilvl w:val="0"/>
-          <w:numId w:val="44"/>
-        </w:numPr>
-        <w:shd w:val="solid" w:color="FFFFFF" w:fill="FFFFFF"/>
-        <w:spacing w:line="360" w:lineRule="auto"/>
-        <w:ind w:left="1276" w:hanging="567"/>
-        <w:jc w:val="both"/>
-        <w:rPr>
-          <w:sz w:val="28"/>
-          <w:szCs w:val="28"/>
-          <w:lang w:val="uk-UA"/>
-        </w:rPr>
-      </w:pPr>
-      <w:r>
-        <w:rPr>
-          <w:sz w:val="28"/>
-          <w:szCs w:val="28"/>
-          <w:lang w:val="uk-UA"/>
-        </w:rPr>
-        <w:t>Класифікація (логістична регресія)</w:t>
-      </w:r>
-    </w:p>
-    <w:p>
-      <w:pPr>
-        <w:numPr>
-          <w:ilvl w:val="1"/>
-          <w:numId w:val="47"/>
-        </w:numPr>
-        <w:shd w:val="solid" w:color="FFFFFF" w:fill="FFFFFF"/>
-        <w:spacing w:line="360" w:lineRule="auto"/>
-        <w:jc w:val="both"/>
-        <w:rPr>
-          <w:sz w:val="28"/>
-          <w:szCs w:val="28"/>
-          <w:lang w:val="uk-UA"/>
-        </w:rPr>
-      </w:pPr>
-      <w:r>
-        <w:rPr>
-          <w:sz w:val="28"/>
-          <w:szCs w:val="28"/>
-          <w:lang w:val="uk-UA"/>
-        </w:rPr>
-        <w:t>Перетворення задачі в класифікаційну: наприклад, прогнозування того, чи належить вино до «високоякісних» (7–10 балів), «середніх» (5–6) чи «низьких» (менше 5).</w:t>
-      </w:r>
-    </w:p>
-    <w:p>
-      <w:pPr>
-        <w:numPr>
-          <w:ilvl w:val="1"/>
-          <w:numId w:val="47"/>
-        </w:numPr>
-        <w:shd w:val="solid" w:color="FFFFFF" w:fill="FFFFFF"/>
-        <w:spacing w:line="360" w:lineRule="auto"/>
-        <w:jc w:val="both"/>
-        <w:rPr>
-          <w:sz w:val="28"/>
-          <w:szCs w:val="28"/>
-          <w:lang w:val="uk-UA"/>
-        </w:rPr>
-      </w:pPr>
-      <w:r>
-        <w:rPr>
-          <w:sz w:val="28"/>
-          <w:szCs w:val="28"/>
-          <w:lang w:val="uk-UA"/>
-        </w:rPr>
-        <w:t>Бізнес-результат: автоматичне визначення категорії якості допоможе швидко сегментувати продукцію для різних ринкових сегментів і приймати рішення щодо ціноутворення чи маркетингових стратегій.</w:t>
-      </w:r>
-    </w:p>
-    <w:p>
-      <w:pPr>
-        <w:shd w:val="solid" w:color="FFFFFF" w:fill="FFFFFF"/>
-        <w:spacing w:line="360" w:lineRule="auto"/>
-        <w:ind w:firstLine="709"/>
-        <w:jc w:val="both"/>
-        <w:rPr>
-          <w:i/>
-          <w:iCs/>
-          <w:sz w:val="28"/>
-          <w:szCs w:val="28"/>
-          <w:lang w:val="uk-UA"/>
-        </w:rPr>
-      </w:pPr>
-      <w:r>
-        <w:rPr>
-          <w:i/>
-          <w:iCs/>
-          <w:sz w:val="28"/>
-          <w:szCs w:val="28"/>
-          <w:lang w:val="uk-UA"/>
-        </w:rPr>
-        <w:t>Обґрунтування вибору датасету</w:t>
-      </w:r>
-    </w:p>
-    <w:p>
-      <w:pPr>
-        <w:shd w:val="solid" w:color="FFFFFF" w:fill="FFFFFF"/>
-        <w:spacing w:line="360" w:lineRule="auto"/>
-        <w:ind w:firstLine="709"/>
-        <w:jc w:val="both"/>
-        <w:rPr>
-          <w:sz w:val="28"/>
-          <w:szCs w:val="28"/>
-          <w:lang w:val="uk-UA"/>
-        </w:rPr>
-      </w:pPr>
-      <w:r>
-        <w:rPr>
-          <w:sz w:val="28"/>
-          <w:szCs w:val="28"/>
-          <w:lang w:val="uk-UA"/>
-        </w:rPr>
-        <w:t xml:space="preserve">Для реалізації описаної бізнес-задачі обрано </w:t>
-      </w:r>
-      <w:hyperlink r:id="rId8" w:history="1">
+          <w:sz w:val="28"/>
+          <w:szCs w:val="28"/>
+          <w:lang w:val="uk-UA"/>
+        </w:rPr>
+      </w:pPr>
+      <w:r>
+        <w:rPr>
+          <w:sz w:val="28"/>
+          <w:szCs w:val="28"/>
+          <w:lang w:val="uk-UA"/>
+        </w:rPr>
+        <w:t xml:space="preserve">Датасет: </w:t>
+      </w:r>
+      <w:hyperlink r:id="rId8" w:tgtFrame="_new" w:history="1">
         <w:r>
           <w:rPr>
-            <w:rStyle w:val="30"/>
-            <w:b w:val="0"/>
-            <w:bCs w:val="0"/>
+            <w:rStyle w:val="ac"/>
             <w:sz w:val="28"/>
-            <w:szCs w:val="36"/>
-            <w:u w:val="single"/>
+            <w:szCs w:val="28"/>
             <w:lang w:val="uk-UA"/>
           </w:rPr>
           <w:t>Wine Quality Dataset</w:t>
         </w:r>
       </w:hyperlink>
-      <w:r>
-        <w:rPr>
-          <w:sz w:val="28"/>
-          <w:szCs w:val="28"/>
-          <w:lang w:val="uk-UA"/>
-        </w:rPr>
-        <w:t>. Він містить:</w:t>
-      </w:r>
-    </w:p>
-    <w:p>
-      <w:pPr>
-        <w:numPr>
-          <w:ilvl w:val="1"/>
-          <w:numId w:val="47"/>
-        </w:numPr>
-        <w:shd w:val="solid" w:color="FFFFFF" w:fill="FFFFFF"/>
-        <w:tabs>
-          <w:tab w:val="num" w:pos="720"/>
-        </w:tabs>
-        <w:spacing w:line="360" w:lineRule="auto"/>
-        <w:jc w:val="both"/>
-        <w:rPr>
-          <w:sz w:val="28"/>
-          <w:szCs w:val="28"/>
-          <w:lang w:val="uk-UA"/>
-        </w:rPr>
-      </w:pPr>
-      <w:r>
-        <w:rPr>
-          <w:sz w:val="28"/>
-          <w:szCs w:val="28"/>
-          <w:lang w:val="uk-UA"/>
-        </w:rPr>
-        <w:t xml:space="preserve">4898 записів для білого вина та 1599 записів для червоного, що разом дає понад 6 тисяч прикладів </w:t>
-      </w:r>
-      <w:r>
-        <w:rPr>
-          <w:sz w:val="28"/>
-          <w:szCs w:val="28"/>
-          <w:lang w:val="uk-UA"/>
-        </w:rPr>
-        <w:t>–</w:t>
-      </w:r>
-      <w:r>
-        <w:rPr>
-          <w:sz w:val="28"/>
-          <w:szCs w:val="28"/>
-          <w:lang w:val="uk-UA"/>
-        </w:rPr>
-        <w:t xml:space="preserve"> цього достатньо для статистично значущого навчання моделей.</w:t>
-      </w:r>
-    </w:p>
-    <w:p>
-      <w:pPr>
-        <w:numPr>
-          <w:ilvl w:val="1"/>
-          <w:numId w:val="47"/>
-        </w:numPr>
-        <w:shd w:val="solid" w:color="FFFFFF" w:fill="FFFFFF"/>
-        <w:tabs>
-          <w:tab w:val="num" w:pos="720"/>
-        </w:tabs>
-        <w:spacing w:line="360" w:lineRule="auto"/>
-        <w:jc w:val="both"/>
-        <w:rPr>
-          <w:sz w:val="28"/>
-          <w:szCs w:val="28"/>
-          <w:lang w:val="uk-UA"/>
-        </w:rPr>
-      </w:pPr>
-      <w:r>
-        <w:rPr>
-          <w:sz w:val="28"/>
-          <w:szCs w:val="28"/>
-          <w:lang w:val="uk-UA"/>
-        </w:rPr>
-        <w:t xml:space="preserve">11 числових ознак, які описують хімічні характеристики вина. Це створює як можливості для пошуку нелінійних залежностей </w:t>
-      </w:r>
-      <w:r>
-        <w:rPr>
-          <w:sz w:val="28"/>
-          <w:szCs w:val="28"/>
-          <w:lang w:val="uk-UA"/>
-        </w:rPr>
-        <w:lastRenderedPageBreak/>
-        <w:t>(поліноміальна регресія), так і потребу у відборі релевантних змінних (Elastic Net).</w:t>
-      </w:r>
-    </w:p>
-    <w:p>
-      <w:pPr>
-        <w:numPr>
-          <w:ilvl w:val="1"/>
-          <w:numId w:val="47"/>
-        </w:numPr>
-        <w:shd w:val="solid" w:color="FFFFFF" w:fill="FFFFFF"/>
-        <w:tabs>
-          <w:tab w:val="num" w:pos="720"/>
-        </w:tabs>
-        <w:spacing w:line="360" w:lineRule="auto"/>
-        <w:jc w:val="both"/>
-        <w:rPr>
-          <w:sz w:val="28"/>
-          <w:szCs w:val="28"/>
-          <w:lang w:val="uk-UA"/>
-        </w:rPr>
-      </w:pPr>
-      <w:r>
-        <w:rPr>
-          <w:sz w:val="28"/>
-          <w:szCs w:val="28"/>
-          <w:lang w:val="uk-UA"/>
-        </w:rPr>
-        <w:t xml:space="preserve">Цільова змінна </w:t>
-      </w:r>
-      <w:r>
-        <w:rPr>
-          <w:sz w:val="28"/>
-          <w:szCs w:val="28"/>
-          <w:lang w:val="uk-UA"/>
-        </w:rPr>
-        <w:t>–</w:t>
-      </w:r>
-      <w:r>
-        <w:rPr>
-          <w:sz w:val="28"/>
-          <w:szCs w:val="28"/>
-          <w:lang w:val="uk-UA"/>
-        </w:rPr>
-        <w:t xml:space="preserve"> оцінка якості (0–10), яка підходить як для регресії, так і для класифікації після категоризації.</w:t>
-      </w:r>
     </w:p>
     <w:p>
       <w:pPr>
@@ -1899,25 +1474,7 @@
           <w:szCs w:val="28"/>
           <w:lang w:val="uk-UA"/>
         </w:rPr>
-        <w:t>Отже</w:t>
-      </w:r>
-      <w:r>
-        <w:rPr>
-          <w:b/>
-          <w:bCs/>
-          <w:sz w:val="28"/>
-          <w:szCs w:val="28"/>
-          <w:lang w:val="uk-UA"/>
-        </w:rPr>
-        <w:t>,</w:t>
-      </w:r>
-      <w:r>
-        <w:rPr>
-          <w:sz w:val="28"/>
-          <w:szCs w:val="28"/>
-          <w:lang w:val="uk-UA"/>
-        </w:rPr>
-        <w:t xml:space="preserve"> використання Wine Quality Dataset є доцільним, оскільки воно дає можливість продемонструвати роботу алгоритмів поліноміальної регресії, Elastic Net і логістичної регресії на практичній бізнес-проблемі, яка має високу прикладну цінність для харчової промисловості.</w:t>
+        <w:t>Кількість записів: 4898 (біле вино) + 1599 (червоне).</w:t>
       </w:r>
     </w:p>
     <w:p>
@@ -1932,6 +1489,359 @@
           <w:lang w:val="uk-UA"/>
         </w:rPr>
       </w:pPr>
+      <w:r>
+        <w:rPr>
+          <w:sz w:val="28"/>
+          <w:szCs w:val="28"/>
+          <w:lang w:val="uk-UA"/>
+        </w:rPr>
+        <w:t>Кількість ознак: 11 фізико-хімічних параметрів (кислотність, вміст цукру, рН, сірка, алкоголь тощо).</w:t>
+      </w:r>
+    </w:p>
+    <w:p>
+      <w:pPr>
+        <w:shd w:val="solid" w:color="FFFFFF" w:fill="FFFFFF"/>
+        <w:spacing w:line="360" w:lineRule="auto"/>
+        <w:ind w:firstLine="709"/>
+        <w:jc w:val="both"/>
+        <w:rPr>
+          <w:sz w:val="28"/>
+          <w:szCs w:val="28"/>
+          <w:lang w:val="uk-UA"/>
+        </w:rPr>
+      </w:pPr>
+      <w:r>
+        <w:rPr>
+          <w:sz w:val="28"/>
+          <w:szCs w:val="28"/>
+          <w:lang w:val="uk-UA"/>
+        </w:rPr>
+        <w:t>Цільова змінна: quality – оцінка якості вина від 0 до 10 балів.</w:t>
+      </w:r>
+    </w:p>
+    <w:p>
+      <w:pPr>
+        <w:pStyle w:val="a4"/>
+        <w:numPr>
+          <w:ilvl w:val="0"/>
+          <w:numId w:val="49"/>
+        </w:numPr>
+        <w:shd w:val="solid" w:color="FFFFFF" w:fill="FFFFFF"/>
+        <w:spacing w:after="0" w:line="360" w:lineRule="auto"/>
+        <w:ind w:left="1276" w:hanging="567"/>
+        <w:jc w:val="both"/>
+        <w:rPr>
+          <w:rFonts w:ascii="Times New Roman" w:hAnsi="Times New Roman"/>
+          <w:sz w:val="28"/>
+          <w:szCs w:val="28"/>
+          <w:lang w:val="uk-UA"/>
+        </w:rPr>
+      </w:pPr>
+      <w:r>
+        <w:rPr>
+          <w:rFonts w:ascii="Times New Roman" w:hAnsi="Times New Roman"/>
+          <w:sz w:val="28"/>
+          <w:szCs w:val="28"/>
+          <w:lang w:val="uk-UA"/>
+        </w:rPr>
+        <w:lastRenderedPageBreak/>
+        <w:t>Регресійна підзадача:</w:t>
+      </w:r>
+    </w:p>
+    <w:p>
+      <w:pPr>
+        <w:pStyle w:val="a4"/>
+        <w:shd w:val="solid" w:color="FFFFFF" w:fill="FFFFFF"/>
+        <w:spacing w:after="0" w:line="360" w:lineRule="auto"/>
+        <w:ind w:left="0" w:firstLine="709"/>
+        <w:jc w:val="both"/>
+        <w:rPr>
+          <w:rFonts w:ascii="Times New Roman" w:hAnsi="Times New Roman"/>
+          <w:sz w:val="28"/>
+          <w:szCs w:val="28"/>
+          <w:lang w:val="uk-UA"/>
+        </w:rPr>
+      </w:pPr>
+      <w:r>
+        <w:rPr>
+          <w:rFonts w:ascii="Times New Roman" w:hAnsi="Times New Roman"/>
+          <w:sz w:val="28"/>
+          <w:szCs w:val="28"/>
+          <w:lang w:val="uk-UA"/>
+        </w:rPr>
+        <w:t>Мета – передбачити числове значення якості вина.</w:t>
+      </w:r>
+    </w:p>
+    <w:p>
+      <w:pPr>
+        <w:pStyle w:val="a4"/>
+        <w:shd w:val="solid" w:color="FFFFFF" w:fill="FFFFFF"/>
+        <w:spacing w:after="0" w:line="360" w:lineRule="auto"/>
+        <w:ind w:left="0" w:firstLine="709"/>
+        <w:jc w:val="both"/>
+        <w:rPr>
+          <w:rFonts w:ascii="Times New Roman" w:hAnsi="Times New Roman"/>
+          <w:sz w:val="28"/>
+          <w:szCs w:val="28"/>
+          <w:lang w:val="uk-UA"/>
+        </w:rPr>
+      </w:pPr>
+      <w:r>
+        <w:rPr>
+          <w:rFonts w:ascii="Times New Roman" w:hAnsi="Times New Roman"/>
+          <w:sz w:val="28"/>
+          <w:szCs w:val="28"/>
+          <w:lang w:val="uk-UA"/>
+        </w:rPr>
+        <w:t>Вхідні змінні: alcohol, volatile acidity, citric acid, sulphates тощо.</w:t>
+      </w:r>
+    </w:p>
+    <w:p>
+      <w:pPr>
+        <w:pStyle w:val="a4"/>
+        <w:shd w:val="solid" w:color="FFFFFF" w:fill="FFFFFF"/>
+        <w:spacing w:after="0" w:line="360" w:lineRule="auto"/>
+        <w:ind w:left="0" w:firstLine="709"/>
+        <w:jc w:val="both"/>
+        <w:rPr>
+          <w:rFonts w:ascii="Times New Roman" w:hAnsi="Times New Roman"/>
+          <w:sz w:val="28"/>
+          <w:szCs w:val="28"/>
+          <w:lang w:val="uk-UA"/>
+        </w:rPr>
+      </w:pPr>
+      <w:r>
+        <w:rPr>
+          <w:rFonts w:ascii="Times New Roman" w:hAnsi="Times New Roman"/>
+          <w:sz w:val="28"/>
+          <w:szCs w:val="28"/>
+          <w:lang w:val="uk-UA"/>
+        </w:rPr>
+        <w:t>Вихідна змінна: quality.</w:t>
+      </w:r>
+    </w:p>
+    <w:p>
+      <w:pPr>
+        <w:pStyle w:val="a4"/>
+        <w:shd w:val="solid" w:color="FFFFFF" w:fill="FFFFFF"/>
+        <w:spacing w:after="0" w:line="360" w:lineRule="auto"/>
+        <w:ind w:left="0" w:firstLine="709"/>
+        <w:jc w:val="both"/>
+        <w:rPr>
+          <w:rFonts w:ascii="Times New Roman" w:hAnsi="Times New Roman"/>
+          <w:sz w:val="28"/>
+          <w:szCs w:val="28"/>
+          <w:lang w:val="uk-UA"/>
+        </w:rPr>
+      </w:pPr>
+      <w:r>
+        <w:rPr>
+          <w:rFonts w:ascii="Times New Roman" w:hAnsi="Times New Roman"/>
+          <w:sz w:val="28"/>
+          <w:szCs w:val="28"/>
+          <w:lang w:val="uk-UA"/>
+        </w:rPr>
+        <w:t>Методи: поліноміальна регресія (для виявлення нелінійних залежностей) і Elastic Net (для відбору найважливіших ознак та запобігання переобученню).</w:t>
+      </w:r>
+    </w:p>
+    <w:p>
+      <w:pPr>
+        <w:pStyle w:val="a4"/>
+        <w:shd w:val="solid" w:color="FFFFFF" w:fill="FFFFFF"/>
+        <w:spacing w:after="0" w:line="360" w:lineRule="auto"/>
+        <w:ind w:left="0" w:firstLine="709"/>
+        <w:jc w:val="both"/>
+        <w:rPr>
+          <w:rFonts w:ascii="Times New Roman" w:hAnsi="Times New Roman"/>
+          <w:sz w:val="28"/>
+          <w:szCs w:val="28"/>
+          <w:lang w:val="uk-UA"/>
+        </w:rPr>
+      </w:pPr>
+      <w:r>
+        <w:rPr>
+          <w:rFonts w:ascii="Times New Roman" w:hAnsi="Times New Roman"/>
+          <w:sz w:val="28"/>
+          <w:szCs w:val="28"/>
+          <w:lang w:val="uk-UA"/>
+        </w:rPr>
+        <w:t>Очікуваний результат – модель, здатна точно прогнозувати якість на основі фізико-хімічних характеристик.</w:t>
+      </w:r>
+    </w:p>
+    <w:p>
+      <w:pPr>
+        <w:pStyle w:val="a4"/>
+        <w:numPr>
+          <w:ilvl w:val="0"/>
+          <w:numId w:val="49"/>
+        </w:numPr>
+        <w:shd w:val="solid" w:color="FFFFFF" w:fill="FFFFFF"/>
+        <w:spacing w:after="0" w:line="360" w:lineRule="auto"/>
+        <w:ind w:left="1276" w:hanging="567"/>
+        <w:jc w:val="both"/>
+        <w:rPr>
+          <w:rFonts w:ascii="Times New Roman" w:hAnsi="Times New Roman"/>
+          <w:sz w:val="28"/>
+          <w:szCs w:val="28"/>
+          <w:lang w:val="uk-UA"/>
+        </w:rPr>
+      </w:pPr>
+      <w:r>
+        <w:rPr>
+          <w:rFonts w:ascii="Times New Roman" w:hAnsi="Times New Roman"/>
+          <w:sz w:val="28"/>
+          <w:szCs w:val="28"/>
+          <w:lang w:val="uk-UA"/>
+        </w:rPr>
+        <w:t>Класифікаційна підзадача:</w:t>
+      </w:r>
+    </w:p>
+    <w:p>
+      <w:pPr>
+        <w:shd w:val="solid" w:color="FFFFFF" w:fill="FFFFFF"/>
+        <w:spacing w:line="360" w:lineRule="auto"/>
+        <w:ind w:firstLine="709"/>
+        <w:jc w:val="both"/>
+        <w:rPr>
+          <w:sz w:val="28"/>
+          <w:szCs w:val="28"/>
+          <w:lang w:val="uk-UA"/>
+        </w:rPr>
+      </w:pPr>
+      <w:r>
+        <w:rPr>
+          <w:sz w:val="28"/>
+          <w:szCs w:val="28"/>
+          <w:lang w:val="uk-UA"/>
+        </w:rPr>
+        <w:t>Мета – класифікувати вино за рівнем якості:</w:t>
+      </w:r>
+    </w:p>
+    <w:p>
+      <w:pPr>
+        <w:pStyle w:val="a4"/>
+        <w:numPr>
+          <w:ilvl w:val="0"/>
+          <w:numId w:val="50"/>
+        </w:numPr>
+        <w:shd w:val="solid" w:color="FFFFFF" w:fill="FFFFFF"/>
+        <w:spacing w:after="0" w:line="360" w:lineRule="auto"/>
+        <w:ind w:left="1985" w:hanging="567"/>
+        <w:jc w:val="both"/>
+        <w:rPr>
+          <w:rFonts w:ascii="Times New Roman" w:hAnsi="Times New Roman"/>
+          <w:sz w:val="28"/>
+          <w:szCs w:val="28"/>
+          <w:lang w:val="uk-UA"/>
+        </w:rPr>
+      </w:pPr>
+      <w:r>
+        <w:rPr>
+          <w:rFonts w:ascii="Times New Roman" w:hAnsi="Times New Roman"/>
+          <w:sz w:val="28"/>
+          <w:szCs w:val="28"/>
+          <w:lang w:val="uk-UA"/>
+        </w:rPr>
+        <w:t>3–4 – низька,</w:t>
+      </w:r>
+    </w:p>
+    <w:p>
+      <w:pPr>
+        <w:pStyle w:val="a4"/>
+        <w:numPr>
+          <w:ilvl w:val="0"/>
+          <w:numId w:val="50"/>
+        </w:numPr>
+        <w:shd w:val="solid" w:color="FFFFFF" w:fill="FFFFFF"/>
+        <w:spacing w:after="0" w:line="360" w:lineRule="auto"/>
+        <w:ind w:left="1985" w:hanging="567"/>
+        <w:jc w:val="both"/>
+        <w:rPr>
+          <w:rFonts w:ascii="Times New Roman" w:hAnsi="Times New Roman"/>
+          <w:sz w:val="28"/>
+          <w:szCs w:val="28"/>
+          <w:lang w:val="uk-UA"/>
+        </w:rPr>
+      </w:pPr>
+      <w:r>
+        <w:rPr>
+          <w:rFonts w:ascii="Times New Roman" w:hAnsi="Times New Roman"/>
+          <w:sz w:val="28"/>
+          <w:szCs w:val="28"/>
+          <w:lang w:val="uk-UA"/>
+        </w:rPr>
+        <w:t>5–6 – середня,</w:t>
+      </w:r>
+    </w:p>
+    <w:p>
+      <w:pPr>
+        <w:pStyle w:val="a4"/>
+        <w:numPr>
+          <w:ilvl w:val="0"/>
+          <w:numId w:val="50"/>
+        </w:numPr>
+        <w:shd w:val="solid" w:color="FFFFFF" w:fill="FFFFFF"/>
+        <w:spacing w:after="0" w:line="360" w:lineRule="auto"/>
+        <w:ind w:left="1985" w:hanging="567"/>
+        <w:jc w:val="both"/>
+        <w:rPr>
+          <w:rFonts w:ascii="Times New Roman" w:hAnsi="Times New Roman"/>
+          <w:sz w:val="28"/>
+          <w:szCs w:val="28"/>
+          <w:lang w:val="uk-UA"/>
+        </w:rPr>
+      </w:pPr>
+      <w:r>
+        <w:rPr>
+          <w:rFonts w:ascii="Times New Roman" w:hAnsi="Times New Roman"/>
+          <w:sz w:val="28"/>
+          <w:szCs w:val="28"/>
+          <w:lang w:val="uk-UA"/>
+        </w:rPr>
+        <w:t>7–8 – висока.</w:t>
+      </w:r>
+    </w:p>
+    <w:p>
+      <w:pPr>
+        <w:shd w:val="solid" w:color="FFFFFF" w:fill="FFFFFF"/>
+        <w:spacing w:line="360" w:lineRule="auto"/>
+        <w:ind w:firstLine="709"/>
+        <w:jc w:val="both"/>
+        <w:rPr>
+          <w:sz w:val="28"/>
+          <w:szCs w:val="28"/>
+          <w:lang w:val="uk-UA"/>
+        </w:rPr>
+      </w:pPr>
+      <w:r>
+        <w:rPr>
+          <w:sz w:val="28"/>
+          <w:szCs w:val="28"/>
+          <w:lang w:val="uk-UA"/>
+        </w:rPr>
+        <w:t>Метод – логістична регресія.</w:t>
+      </w:r>
+    </w:p>
+    <w:p>
+      <w:pPr>
+        <w:shd w:val="solid" w:color="FFFFFF" w:fill="FFFFFF"/>
+        <w:spacing w:line="360" w:lineRule="auto"/>
+        <w:ind w:firstLine="709"/>
+        <w:jc w:val="both"/>
+        <w:rPr>
+          <w:sz w:val="28"/>
+          <w:szCs w:val="28"/>
+          <w:lang w:val="uk-UA"/>
+        </w:rPr>
+      </w:pPr>
+      <w:r>
+        <w:rPr>
+          <w:sz w:val="28"/>
+          <w:szCs w:val="28"/>
+          <w:lang w:val="uk-UA"/>
+        </w:rPr>
+        <w:t>Очікуваний результат – автоматичне віднесення вина до категорії якості, що дозволить сегментувати продукцію для різних ринкових ніш.</w:t>
+      </w:r>
     </w:p>
     <w:p>
       <w:pPr>
@@ -2373,6 +2283,119 @@
     </w:lvl>
   </w:abstractNum>
   <w:abstractNum w:abstractNumId="2" w15:restartNumberingAfterBreak="0">
+    <w:nsid w:val="08705619"/>
+    <w:multiLevelType w:val="hybridMultilevel"/>
+    <w:tmpl w:val="93EEBD06"/>
+    <w:lvl w:ilvl="0" w:tplc="04220001">
+      <w:start w:val="1"/>
+      <w:numFmt w:val="bullet"/>
+      <w:lvlText w:val=""/>
+      <w:lvlJc w:val="left"/>
+      <w:pPr>
+        <w:ind w:left="720" w:hanging="360"/>
+      </w:pPr>
+      <w:rPr>
+        <w:rFonts w:ascii="Symbol" w:hAnsi="Symbol" w:hint="default"/>
+      </w:rPr>
+    </w:lvl>
+    <w:lvl w:ilvl="1" w:tplc="04220003" w:tentative="1">
+      <w:start w:val="1"/>
+      <w:numFmt w:val="bullet"/>
+      <w:lvlText w:val="o"/>
+      <w:lvlJc w:val="left"/>
+      <w:pPr>
+        <w:ind w:left="1440" w:hanging="360"/>
+      </w:pPr>
+      <w:rPr>
+        <w:rFonts w:ascii="Courier New" w:hAnsi="Courier New" w:cs="Courier New" w:hint="default"/>
+      </w:rPr>
+    </w:lvl>
+    <w:lvl w:ilvl="2" w:tplc="04220005" w:tentative="1">
+      <w:start w:val="1"/>
+      <w:numFmt w:val="bullet"/>
+      <w:lvlText w:val=""/>
+      <w:lvlJc w:val="left"/>
+      <w:pPr>
+        <w:ind w:left="2160" w:hanging="360"/>
+      </w:pPr>
+      <w:rPr>
+        <w:rFonts w:ascii="Wingdings" w:hAnsi="Wingdings" w:hint="default"/>
+      </w:rPr>
+    </w:lvl>
+    <w:lvl w:ilvl="3" w:tplc="04220001" w:tentative="1">
+      <w:start w:val="1"/>
+      <w:numFmt w:val="bullet"/>
+      <w:lvlText w:val=""/>
+      <w:lvlJc w:val="left"/>
+      <w:pPr>
+        <w:ind w:left="2880" w:hanging="360"/>
+      </w:pPr>
+      <w:rPr>
+        <w:rFonts w:ascii="Symbol" w:hAnsi="Symbol" w:hint="default"/>
+      </w:rPr>
+    </w:lvl>
+    <w:lvl w:ilvl="4" w:tplc="04220003" w:tentative="1">
+      <w:start w:val="1"/>
+      <w:numFmt w:val="bullet"/>
+      <w:lvlText w:val="o"/>
+      <w:lvlJc w:val="left"/>
+      <w:pPr>
+        <w:ind w:left="3600" w:hanging="360"/>
+      </w:pPr>
+      <w:rPr>
+        <w:rFonts w:ascii="Courier New" w:hAnsi="Courier New" w:cs="Courier New" w:hint="default"/>
+      </w:rPr>
+    </w:lvl>
+    <w:lvl w:ilvl="5" w:tplc="04220005" w:tentative="1">
+      <w:start w:val="1"/>
+      <w:numFmt w:val="bullet"/>
+      <w:lvlText w:val=""/>
+      <w:lvlJc w:val="left"/>
+      <w:pPr>
+        <w:ind w:left="4320" w:hanging="360"/>
+      </w:pPr>
+      <w:rPr>
+        <w:rFonts w:ascii="Wingdings" w:hAnsi="Wingdings" w:hint="default"/>
+      </w:rPr>
+    </w:lvl>
+    <w:lvl w:ilvl="6" w:tplc="04220001" w:tentative="1">
+      <w:start w:val="1"/>
+      <w:numFmt w:val="bullet"/>
+      <w:lvlText w:val=""/>
+      <w:lvlJc w:val="left"/>
+      <w:pPr>
+        <w:ind w:left="5040" w:hanging="360"/>
+      </w:pPr>
+      <w:rPr>
+        <w:rFonts w:ascii="Symbol" w:hAnsi="Symbol" w:hint="default"/>
+      </w:rPr>
+    </w:lvl>
+    <w:lvl w:ilvl="7" w:tplc="04220003" w:tentative="1">
+      <w:start w:val="1"/>
+      <w:numFmt w:val="bullet"/>
+      <w:lvlText w:val="o"/>
+      <w:lvlJc w:val="left"/>
+      <w:pPr>
+        <w:ind w:left="5760" w:hanging="360"/>
+      </w:pPr>
+      <w:rPr>
+        <w:rFonts w:ascii="Courier New" w:hAnsi="Courier New" w:cs="Courier New" w:hint="default"/>
+      </w:rPr>
+    </w:lvl>
+    <w:lvl w:ilvl="8" w:tplc="04220005" w:tentative="1">
+      <w:start w:val="1"/>
+      <w:numFmt w:val="bullet"/>
+      <w:lvlText w:val=""/>
+      <w:lvlJc w:val="left"/>
+      <w:pPr>
+        <w:ind w:left="6480" w:hanging="360"/>
+      </w:pPr>
+      <w:rPr>
+        <w:rFonts w:ascii="Wingdings" w:hAnsi="Wingdings" w:hint="default"/>
+      </w:rPr>
+    </w:lvl>
+  </w:abstractNum>
+  <w:abstractNum w:abstractNumId="3" w15:restartNumberingAfterBreak="0">
     <w:nsid w:val="097E5746"/>
     <w:multiLevelType w:val="hybridMultilevel"/>
     <w:tmpl w:val="DF30DB26"/>
@@ -2458,7 +2481,7 @@
       </w:pPr>
     </w:lvl>
   </w:abstractNum>
-  <w:abstractNum w:abstractNumId="3" w15:restartNumberingAfterBreak="0">
+  <w:abstractNum w:abstractNumId="4" w15:restartNumberingAfterBreak="0">
     <w:nsid w:val="0C0850E1"/>
     <w:multiLevelType w:val="hybridMultilevel"/>
     <w:tmpl w:val="1D7C8A82"/>
@@ -2571,7 +2594,7 @@
       </w:rPr>
     </w:lvl>
   </w:abstractNum>
-  <w:abstractNum w:abstractNumId="4" w15:restartNumberingAfterBreak="0">
+  <w:abstractNum w:abstractNumId="5" w15:restartNumberingAfterBreak="0">
     <w:nsid w:val="15A74A6F"/>
     <w:multiLevelType w:val="multilevel"/>
     <w:tmpl w:val="16229E74"/>
@@ -2689,7 +2712,7 @@
       </w:pPr>
     </w:lvl>
   </w:abstractNum>
-  <w:abstractNum w:abstractNumId="5" w15:restartNumberingAfterBreak="0">
+  <w:abstractNum w:abstractNumId="6" w15:restartNumberingAfterBreak="0">
     <w:nsid w:val="15E40FC2"/>
     <w:multiLevelType w:val="hybridMultilevel"/>
     <w:tmpl w:val="37CACAFA"/>
@@ -2802,7 +2825,7 @@
       </w:rPr>
     </w:lvl>
   </w:abstractNum>
-  <w:abstractNum w:abstractNumId="6" w15:restartNumberingAfterBreak="0">
+  <w:abstractNum w:abstractNumId="7" w15:restartNumberingAfterBreak="0">
     <w:nsid w:val="1A07320F"/>
     <w:multiLevelType w:val="hybridMultilevel"/>
     <w:tmpl w:val="DF30DB26"/>
@@ -2888,7 +2911,7 @@
       </w:pPr>
     </w:lvl>
   </w:abstractNum>
-  <w:abstractNum w:abstractNumId="7" w15:restartNumberingAfterBreak="0">
+  <w:abstractNum w:abstractNumId="8" w15:restartNumberingAfterBreak="0">
     <w:nsid w:val="1C6A4C52"/>
     <w:multiLevelType w:val="multilevel"/>
     <w:tmpl w:val="64CE8F58"/>
@@ -3037,7 +3060,7 @@
       </w:rPr>
     </w:lvl>
   </w:abstractNum>
-  <w:abstractNum w:abstractNumId="8" w15:restartNumberingAfterBreak="0">
+  <w:abstractNum w:abstractNumId="9" w15:restartNumberingAfterBreak="0">
     <w:nsid w:val="1D5B7234"/>
     <w:multiLevelType w:val="hybridMultilevel"/>
     <w:tmpl w:val="282A22CE"/>
@@ -3150,7 +3173,7 @@
       </w:rPr>
     </w:lvl>
   </w:abstractNum>
-  <w:abstractNum w:abstractNumId="9" w15:restartNumberingAfterBreak="0">
+  <w:abstractNum w:abstractNumId="10" w15:restartNumberingAfterBreak="0">
     <w:nsid w:val="1F315691"/>
     <w:multiLevelType w:val="multilevel"/>
     <w:tmpl w:val="89FCE9A4"/>
@@ -3299,7 +3322,7 @@
       </w:rPr>
     </w:lvl>
   </w:abstractNum>
-  <w:abstractNum w:abstractNumId="10" w15:restartNumberingAfterBreak="0">
+  <w:abstractNum w:abstractNumId="11" w15:restartNumberingAfterBreak="0">
     <w:nsid w:val="23F35EBA"/>
     <w:multiLevelType w:val="multilevel"/>
     <w:tmpl w:val="95E60F62"/>
@@ -3448,7 +3471,7 @@
       </w:rPr>
     </w:lvl>
   </w:abstractNum>
-  <w:abstractNum w:abstractNumId="11" w15:restartNumberingAfterBreak="0">
+  <w:abstractNum w:abstractNumId="12" w15:restartNumberingAfterBreak="0">
     <w:nsid w:val="24A32FA4"/>
     <w:multiLevelType w:val="hybridMultilevel"/>
     <w:tmpl w:val="E49279FA"/>
@@ -3561,7 +3584,7 @@
       </w:rPr>
     </w:lvl>
   </w:abstractNum>
-  <w:abstractNum w:abstractNumId="12" w15:restartNumberingAfterBreak="0">
+  <w:abstractNum w:abstractNumId="13" w15:restartNumberingAfterBreak="0">
     <w:nsid w:val="24DA0B81"/>
     <w:multiLevelType w:val="hybridMultilevel"/>
     <w:tmpl w:val="DF30DB26"/>
@@ -3647,7 +3670,7 @@
       </w:pPr>
     </w:lvl>
   </w:abstractNum>
-  <w:abstractNum w:abstractNumId="13" w15:restartNumberingAfterBreak="0">
+  <w:abstractNum w:abstractNumId="14" w15:restartNumberingAfterBreak="0">
     <w:nsid w:val="25D75C91"/>
     <w:multiLevelType w:val="hybridMultilevel"/>
     <w:tmpl w:val="BD7492D0"/>
@@ -3760,7 +3783,7 @@
       </w:rPr>
     </w:lvl>
   </w:abstractNum>
-  <w:abstractNum w:abstractNumId="14" w15:restartNumberingAfterBreak="0">
+  <w:abstractNum w:abstractNumId="15" w15:restartNumberingAfterBreak="0">
     <w:nsid w:val="268C0B8D"/>
     <w:multiLevelType w:val="multilevel"/>
     <w:tmpl w:val="16229E74"/>
@@ -3881,7 +3904,93 @@
       </w:pPr>
     </w:lvl>
   </w:abstractNum>
-  <w:abstractNum w:abstractNumId="15" w15:restartNumberingAfterBreak="0">
+  <w:abstractNum w:abstractNumId="16" w15:restartNumberingAfterBreak="0">
+    <w:nsid w:val="26926900"/>
+    <w:multiLevelType w:val="hybridMultilevel"/>
+    <w:tmpl w:val="B3B6E3FA"/>
+    <w:lvl w:ilvl="0" w:tplc="0422000F">
+      <w:start w:val="1"/>
+      <w:numFmt w:val="decimal"/>
+      <w:lvlText w:val="%1."/>
+      <w:lvlJc w:val="left"/>
+      <w:pPr>
+        <w:ind w:left="1429" w:hanging="360"/>
+      </w:pPr>
+    </w:lvl>
+    <w:lvl w:ilvl="1" w:tplc="04220019" w:tentative="1">
+      <w:start w:val="1"/>
+      <w:numFmt w:val="lowerLetter"/>
+      <w:lvlText w:val="%2."/>
+      <w:lvlJc w:val="left"/>
+      <w:pPr>
+        <w:ind w:left="2149" w:hanging="360"/>
+      </w:pPr>
+    </w:lvl>
+    <w:lvl w:ilvl="2" w:tplc="0422001B" w:tentative="1">
+      <w:start w:val="1"/>
+      <w:numFmt w:val="lowerRoman"/>
+      <w:lvlText w:val="%3."/>
+      <w:lvlJc w:val="right"/>
+      <w:pPr>
+        <w:ind w:left="2869" w:hanging="180"/>
+      </w:pPr>
+    </w:lvl>
+    <w:lvl w:ilvl="3" w:tplc="0422000F" w:tentative="1">
+      <w:start w:val="1"/>
+      <w:numFmt w:val="decimal"/>
+      <w:lvlText w:val="%4."/>
+      <w:lvlJc w:val="left"/>
+      <w:pPr>
+        <w:ind w:left="3589" w:hanging="360"/>
+      </w:pPr>
+    </w:lvl>
+    <w:lvl w:ilvl="4" w:tplc="04220019" w:tentative="1">
+      <w:start w:val="1"/>
+      <w:numFmt w:val="lowerLetter"/>
+      <w:lvlText w:val="%5."/>
+      <w:lvlJc w:val="left"/>
+      <w:pPr>
+        <w:ind w:left="4309" w:hanging="360"/>
+      </w:pPr>
+    </w:lvl>
+    <w:lvl w:ilvl="5" w:tplc="0422001B" w:tentative="1">
+      <w:start w:val="1"/>
+      <w:numFmt w:val="lowerRoman"/>
+      <w:lvlText w:val="%6."/>
+      <w:lvlJc w:val="right"/>
+      <w:pPr>
+        <w:ind w:left="5029" w:hanging="180"/>
+      </w:pPr>
+    </w:lvl>
+    <w:lvl w:ilvl="6" w:tplc="0422000F" w:tentative="1">
+      <w:start w:val="1"/>
+      <w:numFmt w:val="decimal"/>
+      <w:lvlText w:val="%7."/>
+      <w:lvlJc w:val="left"/>
+      <w:pPr>
+        <w:ind w:left="5749" w:hanging="360"/>
+      </w:pPr>
+    </w:lvl>
+    <w:lvl w:ilvl="7" w:tplc="04220019" w:tentative="1">
+      <w:start w:val="1"/>
+      <w:numFmt w:val="lowerLetter"/>
+      <w:lvlText w:val="%8."/>
+      <w:lvlJc w:val="left"/>
+      <w:pPr>
+        <w:ind w:left="6469" w:hanging="360"/>
+      </w:pPr>
+    </w:lvl>
+    <w:lvl w:ilvl="8" w:tplc="0422001B" w:tentative="1">
+      <w:start w:val="1"/>
+      <w:numFmt w:val="lowerRoman"/>
+      <w:lvlText w:val="%9."/>
+      <w:lvlJc w:val="right"/>
+      <w:pPr>
+        <w:ind w:left="7189" w:hanging="180"/>
+      </w:pPr>
+    </w:lvl>
+  </w:abstractNum>
+  <w:abstractNum w:abstractNumId="17" w15:restartNumberingAfterBreak="0">
     <w:nsid w:val="27A52A8D"/>
     <w:multiLevelType w:val="multilevel"/>
     <w:tmpl w:val="5FCC911C"/>
@@ -4030,7 +4139,7 @@
       </w:rPr>
     </w:lvl>
   </w:abstractNum>
-  <w:abstractNum w:abstractNumId="16" w15:restartNumberingAfterBreak="0">
+  <w:abstractNum w:abstractNumId="18" w15:restartNumberingAfterBreak="0">
     <w:nsid w:val="2A215DD2"/>
     <w:multiLevelType w:val="multilevel"/>
     <w:tmpl w:val="06C29858"/>
@@ -4179,7 +4288,7 @@
       </w:rPr>
     </w:lvl>
   </w:abstractNum>
-  <w:abstractNum w:abstractNumId="17" w15:restartNumberingAfterBreak="0">
+  <w:abstractNum w:abstractNumId="19" w15:restartNumberingAfterBreak="0">
     <w:nsid w:val="2B161904"/>
     <w:multiLevelType w:val="hybridMultilevel"/>
     <w:tmpl w:val="A1E43626"/>
@@ -4292,7 +4401,7 @@
       </w:rPr>
     </w:lvl>
   </w:abstractNum>
-  <w:abstractNum w:abstractNumId="18" w15:restartNumberingAfterBreak="0">
+  <w:abstractNum w:abstractNumId="20" w15:restartNumberingAfterBreak="0">
     <w:nsid w:val="2C0B5533"/>
     <w:multiLevelType w:val="multilevel"/>
     <w:tmpl w:val="AF90ADF8"/>
@@ -4441,7 +4550,7 @@
       </w:rPr>
     </w:lvl>
   </w:abstractNum>
-  <w:abstractNum w:abstractNumId="19" w15:restartNumberingAfterBreak="0">
+  <w:abstractNum w:abstractNumId="21" w15:restartNumberingAfterBreak="0">
     <w:nsid w:val="31F94B41"/>
     <w:multiLevelType w:val="multilevel"/>
     <w:tmpl w:val="640A6014"/>
@@ -4590,7 +4699,7 @@
       </w:rPr>
     </w:lvl>
   </w:abstractNum>
-  <w:abstractNum w:abstractNumId="20" w15:restartNumberingAfterBreak="0">
+  <w:abstractNum w:abstractNumId="22" w15:restartNumberingAfterBreak="0">
     <w:nsid w:val="36AF0D55"/>
     <w:multiLevelType w:val="hybridMultilevel"/>
     <w:tmpl w:val="F7BA1F2A"/>
@@ -4679,7 +4788,7 @@
       </w:pPr>
     </w:lvl>
   </w:abstractNum>
-  <w:abstractNum w:abstractNumId="21" w15:restartNumberingAfterBreak="0">
+  <w:abstractNum w:abstractNumId="23" w15:restartNumberingAfterBreak="0">
     <w:nsid w:val="3EB737F0"/>
     <w:multiLevelType w:val="hybridMultilevel"/>
     <w:tmpl w:val="DF30DB26"/>
@@ -4765,7 +4874,7 @@
       </w:pPr>
     </w:lvl>
   </w:abstractNum>
-  <w:abstractNum w:abstractNumId="22" w15:restartNumberingAfterBreak="0">
+  <w:abstractNum w:abstractNumId="24" w15:restartNumberingAfterBreak="0">
     <w:nsid w:val="41CF54E9"/>
     <w:multiLevelType w:val="hybridMultilevel"/>
     <w:tmpl w:val="DF30DB26"/>
@@ -4851,7 +4960,7 @@
       </w:pPr>
     </w:lvl>
   </w:abstractNum>
-  <w:abstractNum w:abstractNumId="23" w15:restartNumberingAfterBreak="0">
+  <w:abstractNum w:abstractNumId="25" w15:restartNumberingAfterBreak="0">
     <w:nsid w:val="450E7DE1"/>
     <w:multiLevelType w:val="hybridMultilevel"/>
     <w:tmpl w:val="DF30DB26"/>
@@ -4937,7 +5046,7 @@
       </w:pPr>
     </w:lvl>
   </w:abstractNum>
-  <w:abstractNum w:abstractNumId="24" w15:restartNumberingAfterBreak="0">
+  <w:abstractNum w:abstractNumId="26" w15:restartNumberingAfterBreak="0">
     <w:nsid w:val="4A85080D"/>
     <w:multiLevelType w:val="hybridMultilevel"/>
     <w:tmpl w:val="FF88B89C"/>
@@ -5050,7 +5159,7 @@
       </w:rPr>
     </w:lvl>
   </w:abstractNum>
-  <w:abstractNum w:abstractNumId="25" w15:restartNumberingAfterBreak="0">
+  <w:abstractNum w:abstractNumId="27" w15:restartNumberingAfterBreak="0">
     <w:nsid w:val="4A8C2F4A"/>
     <w:multiLevelType w:val="hybridMultilevel"/>
     <w:tmpl w:val="E0141AB0"/>
@@ -5163,7 +5272,7 @@
       </w:rPr>
     </w:lvl>
   </w:abstractNum>
-  <w:abstractNum w:abstractNumId="26" w15:restartNumberingAfterBreak="0">
+  <w:abstractNum w:abstractNumId="28" w15:restartNumberingAfterBreak="0">
     <w:nsid w:val="4CAA599F"/>
     <w:multiLevelType w:val="hybridMultilevel"/>
     <w:tmpl w:val="8F8ECD20"/>
@@ -5276,7 +5385,7 @@
       </w:rPr>
     </w:lvl>
   </w:abstractNum>
-  <w:abstractNum w:abstractNumId="27" w15:restartNumberingAfterBreak="0">
+  <w:abstractNum w:abstractNumId="29" w15:restartNumberingAfterBreak="0">
     <w:nsid w:val="52AD7608"/>
     <w:multiLevelType w:val="multilevel"/>
     <w:tmpl w:val="C5D86D28"/>
@@ -5425,7 +5534,7 @@
       </w:rPr>
     </w:lvl>
   </w:abstractNum>
-  <w:abstractNum w:abstractNumId="28" w15:restartNumberingAfterBreak="0">
+  <w:abstractNum w:abstractNumId="30" w15:restartNumberingAfterBreak="0">
     <w:nsid w:val="54EF1E5E"/>
     <w:multiLevelType w:val="hybridMultilevel"/>
     <w:tmpl w:val="CA06CFC0"/>
@@ -5540,7 +5649,7 @@
       </w:rPr>
     </w:lvl>
   </w:abstractNum>
-  <w:abstractNum w:abstractNumId="29" w15:restartNumberingAfterBreak="0">
+  <w:abstractNum w:abstractNumId="31" w15:restartNumberingAfterBreak="0">
     <w:nsid w:val="5A734520"/>
     <w:multiLevelType w:val="hybridMultilevel"/>
     <w:tmpl w:val="72546DCE"/>
@@ -5629,7 +5738,7 @@
       </w:pPr>
     </w:lvl>
   </w:abstractNum>
-  <w:abstractNum w:abstractNumId="30" w15:restartNumberingAfterBreak="0">
+  <w:abstractNum w:abstractNumId="32" w15:restartNumberingAfterBreak="0">
     <w:nsid w:val="5BEE05AE"/>
     <w:multiLevelType w:val="multilevel"/>
     <w:tmpl w:val="0478F27C"/>
@@ -5742,7 +5851,7 @@
       </w:rPr>
     </w:lvl>
   </w:abstractNum>
-  <w:abstractNum w:abstractNumId="31" w15:restartNumberingAfterBreak="0">
+  <w:abstractNum w:abstractNumId="33" w15:restartNumberingAfterBreak="0">
     <w:nsid w:val="5D833C4A"/>
     <w:multiLevelType w:val="hybridMultilevel"/>
     <w:tmpl w:val="5B8C72AA"/>
@@ -5828,7 +5937,7 @@
       </w:pPr>
     </w:lvl>
   </w:abstractNum>
-  <w:abstractNum w:abstractNumId="32" w15:restartNumberingAfterBreak="0">
+  <w:abstractNum w:abstractNumId="34" w15:restartNumberingAfterBreak="0">
     <w:nsid w:val="5EF6468A"/>
     <w:multiLevelType w:val="multilevel"/>
     <w:tmpl w:val="BAEC9E1A"/>
@@ -5977,7 +6086,7 @@
       </w:rPr>
     </w:lvl>
   </w:abstractNum>
-  <w:abstractNum w:abstractNumId="33" w15:restartNumberingAfterBreak="0">
+  <w:abstractNum w:abstractNumId="35" w15:restartNumberingAfterBreak="0">
     <w:nsid w:val="63713D95"/>
     <w:multiLevelType w:val="multilevel"/>
     <w:tmpl w:val="8ED64966"/>
@@ -6090,7 +6199,7 @@
       </w:pPr>
     </w:lvl>
   </w:abstractNum>
-  <w:abstractNum w:abstractNumId="34" w15:restartNumberingAfterBreak="0">
+  <w:abstractNum w:abstractNumId="36" w15:restartNumberingAfterBreak="0">
     <w:nsid w:val="653A2D46"/>
     <w:multiLevelType w:val="multilevel"/>
     <w:tmpl w:val="2C82D2D8"/>
@@ -6207,7 +6316,7 @@
       </w:pPr>
     </w:lvl>
   </w:abstractNum>
-  <w:abstractNum w:abstractNumId="35" w15:restartNumberingAfterBreak="0">
+  <w:abstractNum w:abstractNumId="37" w15:restartNumberingAfterBreak="0">
     <w:nsid w:val="6B8B070B"/>
     <w:multiLevelType w:val="hybridMultilevel"/>
     <w:tmpl w:val="50CAB3C6"/>
@@ -6296,7 +6405,7 @@
       </w:pPr>
     </w:lvl>
   </w:abstractNum>
-  <w:abstractNum w:abstractNumId="36" w15:restartNumberingAfterBreak="0">
+  <w:abstractNum w:abstractNumId="38" w15:restartNumberingAfterBreak="0">
     <w:nsid w:val="6C0F3A3D"/>
     <w:multiLevelType w:val="hybridMultilevel"/>
     <w:tmpl w:val="12023AA2"/>
@@ -6385,7 +6494,7 @@
       </w:pPr>
     </w:lvl>
   </w:abstractNum>
-  <w:abstractNum w:abstractNumId="37" w15:restartNumberingAfterBreak="0">
+  <w:abstractNum w:abstractNumId="39" w15:restartNumberingAfterBreak="0">
     <w:nsid w:val="72FF7297"/>
     <w:multiLevelType w:val="multilevel"/>
     <w:tmpl w:val="B44A1C48"/>
@@ -6498,7 +6607,7 @@
       </w:pPr>
     </w:lvl>
   </w:abstractNum>
-  <w:abstractNum w:abstractNumId="38" w15:restartNumberingAfterBreak="0">
+  <w:abstractNum w:abstractNumId="40" w15:restartNumberingAfterBreak="0">
     <w:nsid w:val="73DC1A20"/>
     <w:multiLevelType w:val="multilevel"/>
     <w:tmpl w:val="456813F0"/>
@@ -6648,7 +6757,7 @@
       </w:rPr>
     </w:lvl>
   </w:abstractNum>
-  <w:abstractNum w:abstractNumId="39" w15:restartNumberingAfterBreak="0">
+  <w:abstractNum w:abstractNumId="41" w15:restartNumberingAfterBreak="0">
     <w:nsid w:val="75C31159"/>
     <w:multiLevelType w:val="hybridMultilevel"/>
     <w:tmpl w:val="57B8986A"/>
@@ -6737,7 +6846,7 @@
       </w:pPr>
     </w:lvl>
   </w:abstractNum>
-  <w:abstractNum w:abstractNumId="40" w15:restartNumberingAfterBreak="0">
+  <w:abstractNum w:abstractNumId="42" w15:restartNumberingAfterBreak="0">
     <w:nsid w:val="776E789F"/>
     <w:multiLevelType w:val="hybridMultilevel"/>
     <w:tmpl w:val="1D8C00AA"/>
@@ -6850,7 +6959,7 @@
       </w:rPr>
     </w:lvl>
   </w:abstractNum>
-  <w:abstractNum w:abstractNumId="41" w15:restartNumberingAfterBreak="0">
+  <w:abstractNum w:abstractNumId="43" w15:restartNumberingAfterBreak="0">
     <w:nsid w:val="78494943"/>
     <w:multiLevelType w:val="hybridMultilevel"/>
     <w:tmpl w:val="8708BF2C"/>
@@ -6963,7 +7072,7 @@
       </w:rPr>
     </w:lvl>
   </w:abstractNum>
-  <w:abstractNum w:abstractNumId="42" w15:restartNumberingAfterBreak="0">
+  <w:abstractNum w:abstractNumId="44" w15:restartNumberingAfterBreak="0">
     <w:nsid w:val="79EB6D1B"/>
     <w:multiLevelType w:val="hybridMultilevel"/>
     <w:tmpl w:val="EFAE7AB6"/>
@@ -7076,7 +7185,7 @@
       </w:rPr>
     </w:lvl>
   </w:abstractNum>
-  <w:abstractNum w:abstractNumId="43" w15:restartNumberingAfterBreak="0">
+  <w:abstractNum w:abstractNumId="45" w15:restartNumberingAfterBreak="0">
     <w:nsid w:val="7C59400F"/>
     <w:multiLevelType w:val="hybridMultilevel"/>
     <w:tmpl w:val="933AB60C"/>
@@ -7162,7 +7271,7 @@
       </w:pPr>
     </w:lvl>
   </w:abstractNum>
-  <w:abstractNum w:abstractNumId="44" w15:restartNumberingAfterBreak="0">
+  <w:abstractNum w:abstractNumId="46" w15:restartNumberingAfterBreak="0">
     <w:nsid w:val="7D6E2B32"/>
     <w:multiLevelType w:val="hybridMultilevel"/>
     <w:tmpl w:val="BC580A7C"/>
@@ -7275,7 +7384,7 @@
       </w:rPr>
     </w:lvl>
   </w:abstractNum>
-  <w:abstractNum w:abstractNumId="45" w15:restartNumberingAfterBreak="0">
+  <w:abstractNum w:abstractNumId="47" w15:restartNumberingAfterBreak="0">
     <w:nsid w:val="7E457A79"/>
     <w:multiLevelType w:val="multilevel"/>
     <w:tmpl w:val="71A0A6B6"/>
@@ -7424,7 +7533,7 @@
       </w:rPr>
     </w:lvl>
   </w:abstractNum>
-  <w:abstractNum w:abstractNumId="46" w15:restartNumberingAfterBreak="0">
+  <w:abstractNum w:abstractNumId="48" w15:restartNumberingAfterBreak="0">
     <w:nsid w:val="7FBE6514"/>
     <w:multiLevelType w:val="hybridMultilevel"/>
     <w:tmpl w:val="838C0C36"/>
@@ -7513,7 +7622,7 @@
       </w:pPr>
     </w:lvl>
   </w:abstractNum>
-  <w:abstractNum w:abstractNumId="47" w15:restartNumberingAfterBreak="0">
+  <w:abstractNum w:abstractNumId="49" w15:restartNumberingAfterBreak="0">
     <w:nsid w:val="7FF067D8"/>
     <w:multiLevelType w:val="multilevel"/>
     <w:tmpl w:val="12F2251A"/>
@@ -7663,7 +7772,7 @@
     </w:lvl>
   </w:abstractNum>
   <w:num w:numId="1">
-    <w:abstractNumId w:val="43"/>
+    <w:abstractNumId w:val="45"/>
     <w:lvlOverride w:ilvl="0">
       <w:startOverride w:val="1"/>
     </w:lvlOverride>
@@ -7693,145 +7802,151 @@
     </w:lvlOverride>
   </w:num>
   <w:num w:numId="2">
-    <w:abstractNumId w:val="14"/>
+    <w:abstractNumId w:val="15"/>
   </w:num>
   <w:num w:numId="3">
-    <w:abstractNumId w:val="42"/>
+    <w:abstractNumId w:val="44"/>
   </w:num>
   <w:num w:numId="4">
     <w:abstractNumId w:val="0"/>
   </w:num>
   <w:num w:numId="5">
-    <w:abstractNumId w:val="32"/>
+    <w:abstractNumId w:val="34"/>
   </w:num>
   <w:num w:numId="6">
-    <w:abstractNumId w:val="28"/>
+    <w:abstractNumId w:val="30"/>
   </w:num>
   <w:num w:numId="7">
+    <w:abstractNumId w:val="39"/>
+  </w:num>
+  <w:num w:numId="8">
     <w:abstractNumId w:val="37"/>
   </w:num>
-  <w:num w:numId="8">
-    <w:abstractNumId w:val="35"/>
-  </w:num>
   <w:num w:numId="9">
-    <w:abstractNumId w:val="39"/>
+    <w:abstractNumId w:val="41"/>
   </w:num>
   <w:num w:numId="10">
-    <w:abstractNumId w:val="45"/>
+    <w:abstractNumId w:val="47"/>
   </w:num>
   <w:num w:numId="11">
-    <w:abstractNumId w:val="10"/>
+    <w:abstractNumId w:val="11"/>
   </w:num>
   <w:num w:numId="12">
-    <w:abstractNumId w:val="19"/>
+    <w:abstractNumId w:val="21"/>
   </w:num>
   <w:num w:numId="13">
-    <w:abstractNumId w:val="15"/>
+    <w:abstractNumId w:val="17"/>
   </w:num>
   <w:num w:numId="14">
-    <w:abstractNumId w:val="18"/>
+    <w:abstractNumId w:val="20"/>
   </w:num>
   <w:num w:numId="15">
-    <w:abstractNumId w:val="27"/>
+    <w:abstractNumId w:val="29"/>
   </w:num>
   <w:num w:numId="16">
-    <w:abstractNumId w:val="7"/>
+    <w:abstractNumId w:val="8"/>
   </w:num>
   <w:num w:numId="17">
-    <w:abstractNumId w:val="29"/>
+    <w:abstractNumId w:val="31"/>
   </w:num>
   <w:num w:numId="18">
-    <w:abstractNumId w:val="3"/>
+    <w:abstractNumId w:val="4"/>
   </w:num>
   <w:num w:numId="19">
-    <w:abstractNumId w:val="8"/>
+    <w:abstractNumId w:val="9"/>
   </w:num>
   <w:num w:numId="20">
-    <w:abstractNumId w:val="44"/>
+    <w:abstractNumId w:val="46"/>
   </w:num>
   <w:num w:numId="21">
-    <w:abstractNumId w:val="24"/>
+    <w:abstractNumId w:val="26"/>
   </w:num>
   <w:num w:numId="22">
-    <w:abstractNumId w:val="46"/>
+    <w:abstractNumId w:val="48"/>
   </w:num>
   <w:num w:numId="23">
-    <w:abstractNumId w:val="20"/>
+    <w:abstractNumId w:val="22"/>
   </w:num>
   <w:num w:numId="24">
     <w:abstractNumId w:val="1"/>
   </w:num>
   <w:num w:numId="25">
+    <w:abstractNumId w:val="14"/>
+  </w:num>
+  <w:num w:numId="26">
+    <w:abstractNumId w:val="27"/>
+  </w:num>
+  <w:num w:numId="27">
+    <w:abstractNumId w:val="42"/>
+  </w:num>
+  <w:num w:numId="28">
+    <w:abstractNumId w:val="6"/>
+  </w:num>
+  <w:num w:numId="29">
+    <w:abstractNumId w:val="43"/>
+  </w:num>
+  <w:num w:numId="30">
+    <w:abstractNumId w:val="28"/>
+  </w:num>
+  <w:num w:numId="31">
+    <w:abstractNumId w:val="19"/>
+  </w:num>
+  <w:num w:numId="32">
+    <w:abstractNumId w:val="40"/>
+  </w:num>
+  <w:num w:numId="33">
+    <w:abstractNumId w:val="3"/>
+  </w:num>
+  <w:num w:numId="34">
+    <w:abstractNumId w:val="25"/>
+  </w:num>
+  <w:num w:numId="35">
+    <w:abstractNumId w:val="24"/>
+  </w:num>
+  <w:num w:numId="36">
+    <w:abstractNumId w:val="7"/>
+  </w:num>
+  <w:num w:numId="37">
     <w:abstractNumId w:val="13"/>
   </w:num>
-  <w:num w:numId="26">
-    <w:abstractNumId w:val="25"/>
+  <w:num w:numId="38">
+    <w:abstractNumId w:val="33"/>
   </w:num>
-  <w:num w:numId="27">
-    <w:abstractNumId w:val="40"/>
+  <w:num w:numId="39">
+    <w:abstractNumId w:val="23"/>
   </w:num>
-  <w:num w:numId="28">
+  <w:num w:numId="40">
+    <w:abstractNumId w:val="38"/>
+  </w:num>
+  <w:num w:numId="41">
+    <w:abstractNumId w:val="12"/>
+  </w:num>
+  <w:num w:numId="42">
+    <w:abstractNumId w:val="35"/>
+  </w:num>
+  <w:num w:numId="43">
+    <w:abstractNumId w:val="18"/>
+  </w:num>
+  <w:num w:numId="44">
+    <w:abstractNumId w:val="36"/>
+  </w:num>
+  <w:num w:numId="45">
+    <w:abstractNumId w:val="10"/>
+  </w:num>
+  <w:num w:numId="46">
+    <w:abstractNumId w:val="49"/>
+  </w:num>
+  <w:num w:numId="47">
     <w:abstractNumId w:val="5"/>
   </w:num>
-  <w:num w:numId="29">
-    <w:abstractNumId w:val="41"/>
+  <w:num w:numId="48">
+    <w:abstractNumId w:val="32"/>
   </w:num>
-  <w:num w:numId="30">
-    <w:abstractNumId w:val="26"/>
-  </w:num>
-  <w:num w:numId="31">
-    <w:abstractNumId w:val="17"/>
-  </w:num>
-  <w:num w:numId="32">
-    <w:abstractNumId w:val="38"/>
-  </w:num>
-  <w:num w:numId="33">
-    <w:abstractNumId w:val="2"/>
-  </w:num>
-  <w:num w:numId="34">
-    <w:abstractNumId w:val="23"/>
-  </w:num>
-  <w:num w:numId="35">
-    <w:abstractNumId w:val="22"/>
-  </w:num>
-  <w:num w:numId="36">
-    <w:abstractNumId w:val="6"/>
-  </w:num>
-  <w:num w:numId="37">
-    <w:abstractNumId w:val="12"/>
-  </w:num>
-  <w:num w:numId="38">
-    <w:abstractNumId w:val="31"/>
-  </w:num>
-  <w:num w:numId="39">
-    <w:abstractNumId w:val="21"/>
-  </w:num>
-  <w:num w:numId="40">
-    <w:abstractNumId w:val="36"/>
-  </w:num>
-  <w:num w:numId="41">
-    <w:abstractNumId w:val="11"/>
-  </w:num>
-  <w:num w:numId="42">
-    <w:abstractNumId w:val="33"/>
-  </w:num>
-  <w:num w:numId="43">
+  <w:num w:numId="49">
     <w:abstractNumId w:val="16"/>
   </w:num>
-  <w:num w:numId="44">
-    <w:abstractNumId w:val="34"/>
-  </w:num>
-  <w:num w:numId="45">
-    <w:abstractNumId w:val="9"/>
-  </w:num>
-  <w:num w:numId="46">
-    <w:abstractNumId w:val="47"/>
-  </w:num>
-  <w:num w:numId="47">
-    <w:abstractNumId w:val="4"/>
-  </w:num>
-  <w:num w:numId="48">
-    <w:abstractNumId w:val="30"/>
+  <w:num w:numId="50">
+    <w:abstractNumId w:val="2"/>
   </w:num>
 </w:numbering>
 </file>
